--- a/gisc-watch-guide/wis2-gisc-watch-guide.docx
+++ b/gisc-watch-guide/wis2-gisc-watch-guide.docx
@@ -33,7 +33,7 @@
         <w:pStyle w:val="Date"/>
       </w:pPr>
       <w:r>
-        <w:t xml:space="preserve">2025-05-26</w:t>
+        <w:t xml:space="preserve">2025-05-27</w:t>
       </w:r>
     </w:p>
     <w:p>
@@ -86,7 +86,7 @@
               <w:jc w:val="left"/>
             </w:pPr>
             <w:r>
-              <w:t xml:space="preserve">Date: 2025-05-26</w:t>
+              <w:t xml:space="preserve">Date: 2025-05-27</w:t>
             </w:r>
           </w:p>
         </w:tc>
@@ -397,7 +397,7 @@
       </w:r>
     </w:p>
     <w:bookmarkEnd w:id="22"/>
-    <w:bookmarkStart w:id="23" w:name="X813d147c553cb791fb00ba256109556ef0203e1"/>
+    <w:bookmarkStart w:id="25" w:name="X813d147c553cb791fb00ba256109556ef0203e1"/>
     <w:p>
       <w:pPr>
         <w:pStyle w:val="Heading1"/>
@@ -463,6 +463,2011 @@
         <w:t xml:space="preserve">The following table shall be filled in, by checking Global Monitoring metrics:</w:t>
       </w:r>
     </w:p>
+    <w:tbl>
+      <w:tblPr>
+        <w:tblStyle w:val="Table"/>
+        <w:tblW w:type="pct" w:w="5000"/>
+        <w:tblLook w:firstRow="1" w:lastRow="0" w:firstColumn="0" w:lastColumn="0" w:noHBand="0" w:noVBand="0" w:val="0020"/>
+        <w:jc w:val="start"/>
+      </w:tblPr>
+      <w:tblGrid>
+        <w:gridCol w:w="1319"/>
+        <w:gridCol w:w="1319"/>
+        <w:gridCol w:w="1319"/>
+        <w:gridCol w:w="1319"/>
+        <w:gridCol w:w="1319"/>
+        <w:gridCol w:w="1320"/>
+      </w:tblGrid>
+      <w:tr>
+        <w:trPr>
+          <w:tblHeader w:val="true"/>
+        </w:trPr>
+        <w:tc>
+          <w:tcPr/>
+          <w:p>
+            <w:pPr>
+              <w:pStyle w:val="Compact"/>
+              <w:jc w:val="left"/>
+            </w:pPr>
+            <w:r>
+              <w:t xml:space="preserve">Global Services</w:t>
+            </w:r>
+          </w:p>
+        </w:tc>
+        <w:tc>
+          <w:tcPr/>
+          <w:p>
+            <w:pPr>
+              <w:pStyle w:val="Compact"/>
+              <w:jc w:val="left"/>
+            </w:pPr>
+            <w:r>
+              <w:t xml:space="preserve">Test Source</w:t>
+            </w:r>
+          </w:p>
+        </w:tc>
+        <w:tc>
+          <w:tcPr/>
+          <w:p>
+            <w:pPr>
+              <w:pStyle w:val="Compact"/>
+              <w:jc w:val="left"/>
+            </w:pPr>
+            <w:r>
+              <w:t xml:space="preserve">Details</w:t>
+            </w:r>
+          </w:p>
+        </w:tc>
+        <w:tc>
+          <w:tcPr/>
+          <w:p>
+            <w:pPr>
+              <w:pStyle w:val="Compact"/>
+              <w:jc w:val="left"/>
+            </w:pPr>
+            <w:r>
+              <w:t xml:space="preserve">Roster Start</w:t>
+            </w:r>
+          </w:p>
+        </w:tc>
+        <w:tc>
+          <w:tcPr/>
+          <w:p>
+            <w:pPr>
+              <w:pStyle w:val="Compact"/>
+              <w:jc w:val="left"/>
+            </w:pPr>
+            <w:r>
+              <w:t xml:space="preserve">Optional additional dates</w:t>
+            </w:r>
+          </w:p>
+        </w:tc>
+        <w:tc>
+          <w:tcPr/>
+          <w:p>
+            <w:pPr>
+              <w:pStyle w:val="Compact"/>
+              <w:jc w:val="left"/>
+            </w:pPr>
+            <w:r>
+              <w:t xml:space="preserve">Roster end</w:t>
+            </w:r>
+          </w:p>
+        </w:tc>
+      </w:tr>
+      <w:tr>
+        <w:tc>
+          <w:tcPr>
+            <w:gridSpan w:val="3"/>
+          </w:tcPr>
+          <w:p>
+            <w:pPr>
+              <w:jc w:val="left"/>
+            </w:pPr>
+            <w:r>
+              <w:rPr>
+                <w:bCs/>
+                <w:b/>
+              </w:rPr>
+              <w:t xml:space="preserve">Global Monitorings</w:t>
+            </w:r>
+          </w:p>
+        </w:tc>
+        <w:tc>
+          <w:tcPr/>
+          <w:p>
+            <w:pPr>
+              <w:jc w:val="left"/>
+            </w:pPr>
+            <w:r>
+              <w:t xml:space="preserve">YYYY/MM/DD</w:t>
+            </w:r>
+          </w:p>
+        </w:tc>
+        <w:tc>
+          <w:tcPr/>
+          <w:p>
+            <w:pPr>
+              <w:jc w:val="left"/>
+            </w:pPr>
+            <w:r>
+              <w:t xml:space="preserve">…​</w:t>
+            </w:r>
+          </w:p>
+        </w:tc>
+        <w:tc>
+          <w:tcPr/>
+          <w:p>
+            <w:pPr>
+              <w:jc w:val="left"/>
+            </w:pPr>
+            <w:r>
+              <w:t xml:space="preserve">YYYY/MM/DD</w:t>
+            </w:r>
+          </w:p>
+        </w:tc>
+      </w:tr>
+      <w:tr>
+        <w:tc>
+          <w:tcPr/>
+          <w:p>
+            <w:pPr>
+              <w:jc w:val="left"/>
+            </w:pPr>
+            <w:r>
+              <w:t xml:space="preserve">GM CMA GISC</w:t>
+            </w:r>
+          </w:p>
+        </w:tc>
+        <w:tc>
+          <w:tcPr/>
+          <w:p>
+            <w:pPr>
+              <w:jc w:val="left"/>
+            </w:pPr>
+            <w:hyperlink r:id="rId23">
+              <w:r>
+                <w:rPr>
+                  <w:rStyle w:val="Hyperlink"/>
+                </w:rPr>
+                <w:t xml:space="preserve">https://gm.wis.cma.cn</w:t>
+              </w:r>
+            </w:hyperlink>
+          </w:p>
+        </w:tc>
+        <w:tc>
+          <w:tcPr/>
+          <w:p>
+            <w:pPr>
+              <w:jc w:val="left"/>
+            </w:pPr>
+            <w:r>
+              <w:t xml:space="preserve">User: gisc_user</w:t>
+            </w:r>
+          </w:p>
+        </w:tc>
+        <w:tc>
+          <w:tcPr/>
+          <w:p>
+            <w:pPr>
+              <w:jc w:val="left"/>
+            </w:pPr>
+            <w:r>
+              <w:t xml:space="preserve">connect OK</w:t>
+            </w:r>
+          </w:p>
+        </w:tc>
+        <w:tc>
+          <w:tcPr/>
+          <w:p>
+            <w:pPr>
+              <w:jc w:val="left"/>
+            </w:pPr>
+            <w:r>
+              <w:t xml:space="preserve">…​</w:t>
+            </w:r>
+          </w:p>
+        </w:tc>
+        <w:tc>
+          <w:tcPr/>
+          <w:p>
+            <w:pPr>
+              <w:jc w:val="left"/>
+            </w:pPr>
+            <w:r>
+              <w:t xml:space="preserve">connect OK</w:t>
+            </w:r>
+          </w:p>
+        </w:tc>
+      </w:tr>
+      <w:tr>
+        <w:tc>
+          <w:tcPr/>
+          <w:p>
+            <w:pPr>
+              <w:jc w:val="left"/>
+            </w:pPr>
+            <w:r>
+              <w:t xml:space="preserve">GM CMA GS</w:t>
+            </w:r>
+          </w:p>
+        </w:tc>
+        <w:tc>
+          <w:tcPr/>
+          <w:p>
+            <w:pPr>
+              <w:jc w:val="left"/>
+            </w:pPr>
+            <w:hyperlink r:id="rId23">
+              <w:r>
+                <w:rPr>
+                  <w:rStyle w:val="Hyperlink"/>
+                </w:rPr>
+                <w:t xml:space="preserve">https://gm.wis.cma.cn</w:t>
+              </w:r>
+            </w:hyperlink>
+          </w:p>
+        </w:tc>
+        <w:tc>
+          <w:tcPr/>
+          <w:p>
+            <w:pPr>
+              <w:jc w:val="left"/>
+            </w:pPr>
+            <w:r>
+              <w:t xml:space="preserve">User: gs_user</w:t>
+            </w:r>
+          </w:p>
+        </w:tc>
+        <w:tc>
+          <w:tcPr/>
+          <w:p>
+            <w:pPr>
+              <w:jc w:val="left"/>
+            </w:pPr>
+            <w:r>
+              <w:t xml:space="preserve">connect OK</w:t>
+            </w:r>
+          </w:p>
+        </w:tc>
+        <w:tc>
+          <w:tcPr/>
+          <w:p>
+            <w:pPr>
+              <w:jc w:val="left"/>
+            </w:pPr>
+            <w:r>
+              <w:t xml:space="preserve">…​</w:t>
+            </w:r>
+          </w:p>
+        </w:tc>
+        <w:tc>
+          <w:tcPr/>
+          <w:p>
+            <w:pPr>
+              <w:jc w:val="left"/>
+            </w:pPr>
+            <w:r>
+              <w:t xml:space="preserve">connect OK</w:t>
+            </w:r>
+          </w:p>
+        </w:tc>
+      </w:tr>
+      <w:tr>
+        <w:tc>
+          <w:tcPr/>
+          <w:p>
+            <w:pPr>
+              <w:jc w:val="left"/>
+            </w:pPr>
+            <w:r>
+              <w:t xml:space="preserve">GM MAROCMETEO GISC</w:t>
+            </w:r>
+          </w:p>
+        </w:tc>
+        <w:tc>
+          <w:tcPr/>
+          <w:p>
+            <w:pPr>
+              <w:jc w:val="left"/>
+            </w:pPr>
+            <w:hyperlink r:id="rId24">
+              <w:r>
+                <w:rPr>
+                  <w:rStyle w:val="Hyperlink"/>
+                </w:rPr>
+                <w:t xml:space="preserve">https://wis2gmc.marocmeteo.ma/</w:t>
+              </w:r>
+            </w:hyperlink>
+          </w:p>
+        </w:tc>
+        <w:tc>
+          <w:tcPr/>
+          <w:p>
+            <w:pPr>
+              <w:jc w:val="left"/>
+            </w:pPr>
+            <w:r>
+              <w:t xml:space="preserve">User: gisc-user</w:t>
+            </w:r>
+          </w:p>
+        </w:tc>
+        <w:tc>
+          <w:tcPr/>
+          <w:p>
+            <w:pPr>
+              <w:jc w:val="left"/>
+            </w:pPr>
+            <w:r>
+              <w:t xml:space="preserve">connect OK</w:t>
+            </w:r>
+          </w:p>
+        </w:tc>
+        <w:tc>
+          <w:tcPr/>
+          <w:p>
+            <w:pPr>
+              <w:jc w:val="left"/>
+            </w:pPr>
+            <w:r>
+              <w:t xml:space="preserve">…​</w:t>
+            </w:r>
+          </w:p>
+        </w:tc>
+        <w:tc>
+          <w:tcPr/>
+          <w:p>
+            <w:pPr>
+              <w:jc w:val="left"/>
+            </w:pPr>
+            <w:r>
+              <w:t xml:space="preserve">connect NOK</w:t>
+            </w:r>
+          </w:p>
+        </w:tc>
+      </w:tr>
+      <w:tr>
+        <w:tc>
+          <w:tcPr>
+            <w:gridSpan w:val="3"/>
+          </w:tcPr>
+          <w:p>
+            <w:pPr>
+              <w:jc w:val="left"/>
+            </w:pPr>
+            <w:r>
+              <w:rPr>
+                <w:bCs/>
+                <w:b/>
+              </w:rPr>
+              <w:t xml:space="preserve">Global Brokers</w:t>
+            </w:r>
+          </w:p>
+        </w:tc>
+        <w:tc>
+          <w:tcPr/>
+          <w:p>
+            <w:pPr>
+              <w:pStyle w:val="Compact"/>
+            </w:pPr>
+          </w:p>
+        </w:tc>
+        <w:tc>
+          <w:tcPr/>
+          <w:p>
+            <w:pPr>
+              <w:pStyle w:val="Compact"/>
+            </w:pPr>
+          </w:p>
+        </w:tc>
+        <w:tc>
+          <w:tcPr/>
+          <w:p>
+            <w:pPr>
+              <w:pStyle w:val="Compact"/>
+            </w:pPr>
+          </w:p>
+        </w:tc>
+      </w:tr>
+      <w:tr>
+        <w:tc>
+          <w:tcPr>
+            <w:gridSpan w:val="3"/>
+          </w:tcPr>
+          <w:p>
+            <w:pPr>
+              <w:jc w:val="left"/>
+            </w:pPr>
+            <w:r>
+              <w:t xml:space="preserve">Based on dashboard</w:t>
+            </w:r>
+            <w:r>
+              <w:t xml:space="preserve"> </w:t>
+            </w:r>
+            <w:r>
+              <w:rPr>
+                <w:bCs/>
+                <w:b/>
+              </w:rPr>
+              <w:t xml:space="preserve">WIS2-GISC/wis2-gisc-GB</w:t>
+            </w:r>
+            <w:r>
+              <w:t xml:space="preserve"> </w:t>
+            </w:r>
+            <w:r>
+              <w:t xml:space="preserve">(gisc_user) / Indicator: "WIS2Nodes Total Messages over past 24h"</w:t>
+            </w:r>
+          </w:p>
+        </w:tc>
+        <w:tc>
+          <w:tcPr/>
+          <w:p>
+            <w:pPr>
+              <w:jc w:val="left"/>
+            </w:pPr>
+            <w:r>
+              <w:t xml:space="preserve">YYYY/MM/DD</w:t>
+            </w:r>
+          </w:p>
+        </w:tc>
+        <w:tc>
+          <w:tcPr/>
+          <w:p>
+            <w:pPr>
+              <w:jc w:val="left"/>
+            </w:pPr>
+            <w:r>
+              <w:t xml:space="preserve">…​</w:t>
+            </w:r>
+          </w:p>
+        </w:tc>
+        <w:tc>
+          <w:tcPr/>
+          <w:p>
+            <w:pPr>
+              <w:jc w:val="left"/>
+            </w:pPr>
+            <w:r>
+              <w:t xml:space="preserve">YYYY/MM/DD</w:t>
+            </w:r>
+          </w:p>
+        </w:tc>
+      </w:tr>
+      <w:tr>
+        <w:tc>
+          <w:tcPr/>
+          <w:p>
+            <w:pPr>
+              <w:jc w:val="left"/>
+            </w:pPr>
+            <w:r>
+              <w:t xml:space="preserve">GB Brazil</w:t>
+            </w:r>
+          </w:p>
+        </w:tc>
+        <w:tc>
+          <w:tcPr>
+            <w:gridSpan w:val="2"/>
+          </w:tcPr>
+          <w:p>
+            <w:pPr>
+              <w:jc w:val="left"/>
+            </w:pPr>
+            <w:r>
+              <w:t xml:space="preserve">From GM China</w:t>
+            </w:r>
+          </w:p>
+        </w:tc>
+        <w:tc>
+          <w:tcPr/>
+          <w:p>
+            <w:pPr>
+              <w:jc w:val="left"/>
+            </w:pPr>
+            <w:r>
+              <w:t xml:space="preserve">63</w:t>
+            </w:r>
+          </w:p>
+        </w:tc>
+        <w:tc>
+          <w:tcPr/>
+          <w:p>
+            <w:pPr>
+              <w:jc w:val="left"/>
+            </w:pPr>
+            <w:r>
+              <w:t xml:space="preserve">…​</w:t>
+            </w:r>
+          </w:p>
+        </w:tc>
+        <w:tc>
+          <w:tcPr/>
+          <w:p>
+            <w:pPr>
+              <w:jc w:val="left"/>
+            </w:pPr>
+            <w:r>
+              <w:t xml:space="preserve">64</w:t>
+            </w:r>
+          </w:p>
+        </w:tc>
+      </w:tr>
+      <w:tr>
+        <w:tc>
+          <w:tcPr/>
+          <w:p>
+            <w:pPr>
+              <w:jc w:val="left"/>
+            </w:pPr>
+            <w:r>
+              <w:t xml:space="preserve">GB Brazil</w:t>
+            </w:r>
+          </w:p>
+        </w:tc>
+        <w:tc>
+          <w:tcPr>
+            <w:gridSpan w:val="2"/>
+          </w:tcPr>
+          <w:p>
+            <w:pPr>
+              <w:jc w:val="left"/>
+            </w:pPr>
+            <w:r>
+              <w:t xml:space="preserve">From GM MAROCMETEA</w:t>
+            </w:r>
+          </w:p>
+        </w:tc>
+        <w:tc>
+          <w:tcPr/>
+          <w:p>
+            <w:pPr>
+              <w:jc w:val="left"/>
+            </w:pPr>
+            <w:r>
+              <w:t xml:space="preserve">63</w:t>
+            </w:r>
+          </w:p>
+        </w:tc>
+        <w:tc>
+          <w:tcPr/>
+          <w:p>
+            <w:pPr>
+              <w:jc w:val="left"/>
+            </w:pPr>
+            <w:r>
+              <w:t xml:space="preserve">…​</w:t>
+            </w:r>
+          </w:p>
+        </w:tc>
+        <w:tc>
+          <w:tcPr/>
+          <w:p>
+            <w:pPr>
+              <w:jc w:val="left"/>
+            </w:pPr>
+            <w:r>
+              <w:t xml:space="preserve">Not Available</w:t>
+            </w:r>
+          </w:p>
+        </w:tc>
+      </w:tr>
+      <w:tr>
+        <w:tc>
+          <w:tcPr/>
+          <w:p>
+            <w:pPr>
+              <w:jc w:val="left"/>
+            </w:pPr>
+            <w:r>
+              <w:t xml:space="preserve">GB China</w:t>
+            </w:r>
+          </w:p>
+        </w:tc>
+        <w:tc>
+          <w:tcPr>
+            <w:gridSpan w:val="2"/>
+          </w:tcPr>
+          <w:p>
+            <w:pPr>
+              <w:jc w:val="left"/>
+            </w:pPr>
+            <w:r>
+              <w:t xml:space="preserve">From GM China</w:t>
+            </w:r>
+          </w:p>
+        </w:tc>
+        <w:tc>
+          <w:tcPr/>
+          <w:p>
+            <w:pPr>
+              <w:jc w:val="left"/>
+            </w:pPr>
+            <w:r>
+              <w:t xml:space="preserve">68</w:t>
+            </w:r>
+          </w:p>
+        </w:tc>
+        <w:tc>
+          <w:tcPr/>
+          <w:p>
+            <w:pPr>
+              <w:jc w:val="left"/>
+            </w:pPr>
+            <w:r>
+              <w:t xml:space="preserve">…​</w:t>
+            </w:r>
+          </w:p>
+        </w:tc>
+        <w:tc>
+          <w:tcPr/>
+          <w:p>
+            <w:pPr>
+              <w:jc w:val="left"/>
+            </w:pPr>
+            <w:r>
+              <w:t xml:space="preserve">68</w:t>
+            </w:r>
+          </w:p>
+        </w:tc>
+      </w:tr>
+      <w:tr>
+        <w:tc>
+          <w:tcPr/>
+          <w:p>
+            <w:pPr>
+              <w:jc w:val="left"/>
+            </w:pPr>
+            <w:r>
+              <w:t xml:space="preserve">GB China</w:t>
+            </w:r>
+          </w:p>
+        </w:tc>
+        <w:tc>
+          <w:tcPr>
+            <w:gridSpan w:val="2"/>
+          </w:tcPr>
+          <w:p>
+            <w:pPr>
+              <w:jc w:val="left"/>
+            </w:pPr>
+            <w:r>
+              <w:t xml:space="preserve">From GM MAROCMETEA</w:t>
+            </w:r>
+          </w:p>
+        </w:tc>
+        <w:tc>
+          <w:tcPr/>
+          <w:p>
+            <w:pPr>
+              <w:jc w:val="left"/>
+            </w:pPr>
+            <w:r>
+              <w:t xml:space="preserve">68</w:t>
+            </w:r>
+          </w:p>
+        </w:tc>
+        <w:tc>
+          <w:tcPr/>
+          <w:p>
+            <w:pPr>
+              <w:jc w:val="left"/>
+            </w:pPr>
+            <w:r>
+              <w:t xml:space="preserve">…​</w:t>
+            </w:r>
+          </w:p>
+        </w:tc>
+        <w:tc>
+          <w:tcPr/>
+          <w:p>
+            <w:pPr>
+              <w:jc w:val="left"/>
+            </w:pPr>
+            <w:r>
+              <w:t xml:space="preserve">Not Available</w:t>
+            </w:r>
+          </w:p>
+        </w:tc>
+      </w:tr>
+      <w:tr>
+        <w:tc>
+          <w:tcPr/>
+          <w:p>
+            <w:pPr>
+              <w:jc w:val="left"/>
+            </w:pPr>
+            <w:r>
+              <w:t xml:space="preserve">GB France</w:t>
+            </w:r>
+          </w:p>
+        </w:tc>
+        <w:tc>
+          <w:tcPr>
+            <w:gridSpan w:val="2"/>
+          </w:tcPr>
+          <w:p>
+            <w:pPr>
+              <w:jc w:val="left"/>
+            </w:pPr>
+            <w:r>
+              <w:t xml:space="preserve">From GM China</w:t>
+            </w:r>
+          </w:p>
+        </w:tc>
+        <w:tc>
+          <w:tcPr/>
+          <w:p>
+            <w:pPr>
+              <w:jc w:val="left"/>
+            </w:pPr>
+            <w:r>
+              <w:t xml:space="preserve">62</w:t>
+            </w:r>
+          </w:p>
+        </w:tc>
+        <w:tc>
+          <w:tcPr/>
+          <w:p>
+            <w:pPr>
+              <w:jc w:val="left"/>
+            </w:pPr>
+            <w:r>
+              <w:t xml:space="preserve">…​</w:t>
+            </w:r>
+          </w:p>
+        </w:tc>
+        <w:tc>
+          <w:tcPr/>
+          <w:p>
+            <w:pPr>
+              <w:jc w:val="left"/>
+            </w:pPr>
+            <w:r>
+              <w:t xml:space="preserve">63</w:t>
+            </w:r>
+          </w:p>
+        </w:tc>
+      </w:tr>
+      <w:tr>
+        <w:tc>
+          <w:tcPr/>
+          <w:p>
+            <w:pPr>
+              <w:jc w:val="left"/>
+            </w:pPr>
+            <w:r>
+              <w:t xml:space="preserve">GB France</w:t>
+            </w:r>
+          </w:p>
+        </w:tc>
+        <w:tc>
+          <w:tcPr>
+            <w:gridSpan w:val="2"/>
+          </w:tcPr>
+          <w:p>
+            <w:pPr>
+              <w:jc w:val="left"/>
+            </w:pPr>
+            <w:r>
+              <w:t xml:space="preserve">From GM MAROCMETEA</w:t>
+            </w:r>
+          </w:p>
+        </w:tc>
+        <w:tc>
+          <w:tcPr/>
+          <w:p>
+            <w:pPr>
+              <w:jc w:val="left"/>
+            </w:pPr>
+            <w:r>
+              <w:t xml:space="preserve">62</w:t>
+            </w:r>
+          </w:p>
+        </w:tc>
+        <w:tc>
+          <w:tcPr/>
+          <w:p>
+            <w:pPr>
+              <w:jc w:val="left"/>
+            </w:pPr>
+            <w:r>
+              <w:t xml:space="preserve">…​</w:t>
+            </w:r>
+          </w:p>
+        </w:tc>
+        <w:tc>
+          <w:tcPr/>
+          <w:p>
+            <w:pPr>
+              <w:jc w:val="left"/>
+            </w:pPr>
+            <w:r>
+              <w:t xml:space="preserve">Not Available</w:t>
+            </w:r>
+          </w:p>
+        </w:tc>
+      </w:tr>
+      <w:tr>
+        <w:tc>
+          <w:tcPr/>
+          <w:p>
+            <w:pPr>
+              <w:jc w:val="left"/>
+            </w:pPr>
+            <w:r>
+              <w:t xml:space="preserve">GB USA</w:t>
+            </w:r>
+          </w:p>
+        </w:tc>
+        <w:tc>
+          <w:tcPr>
+            <w:gridSpan w:val="2"/>
+          </w:tcPr>
+          <w:p>
+            <w:pPr>
+              <w:jc w:val="left"/>
+            </w:pPr>
+            <w:r>
+              <w:t xml:space="preserve">From GM China</w:t>
+            </w:r>
+          </w:p>
+        </w:tc>
+        <w:tc>
+          <w:tcPr/>
+          <w:p>
+            <w:pPr>
+              <w:jc w:val="left"/>
+            </w:pPr>
+            <w:r>
+              <w:t xml:space="preserve">46</w:t>
+            </w:r>
+          </w:p>
+        </w:tc>
+        <w:tc>
+          <w:tcPr/>
+          <w:p>
+            <w:pPr>
+              <w:jc w:val="left"/>
+            </w:pPr>
+            <w:r>
+              <w:t xml:space="preserve">…​</w:t>
+            </w:r>
+          </w:p>
+        </w:tc>
+        <w:tc>
+          <w:tcPr/>
+          <w:p>
+            <w:pPr>
+              <w:jc w:val="left"/>
+            </w:pPr>
+            <w:r>
+              <w:t xml:space="preserve">52</w:t>
+            </w:r>
+          </w:p>
+        </w:tc>
+      </w:tr>
+      <w:tr>
+        <w:tc>
+          <w:tcPr/>
+          <w:p>
+            <w:pPr>
+              <w:jc w:val="left"/>
+            </w:pPr>
+            <w:r>
+              <w:t xml:space="preserve">GB USA</w:t>
+            </w:r>
+          </w:p>
+        </w:tc>
+        <w:tc>
+          <w:tcPr>
+            <w:gridSpan w:val="2"/>
+          </w:tcPr>
+          <w:p>
+            <w:pPr>
+              <w:jc w:val="left"/>
+            </w:pPr>
+            <w:r>
+              <w:t xml:space="preserve">From GM MAROCMETEA</w:t>
+            </w:r>
+          </w:p>
+        </w:tc>
+        <w:tc>
+          <w:tcPr/>
+          <w:p>
+            <w:pPr>
+              <w:jc w:val="left"/>
+            </w:pPr>
+            <w:r>
+              <w:t xml:space="preserve">46</w:t>
+            </w:r>
+          </w:p>
+        </w:tc>
+        <w:tc>
+          <w:tcPr/>
+          <w:p>
+            <w:pPr>
+              <w:jc w:val="left"/>
+            </w:pPr>
+            <w:r>
+              <w:t xml:space="preserve">…​</w:t>
+            </w:r>
+          </w:p>
+        </w:tc>
+        <w:tc>
+          <w:tcPr/>
+          <w:p>
+            <w:pPr>
+              <w:jc w:val="left"/>
+            </w:pPr>
+            <w:r>
+              <w:t xml:space="preserve">Not Available</w:t>
+            </w:r>
+          </w:p>
+        </w:tc>
+      </w:tr>
+      <w:tr>
+        <w:tc>
+          <w:tcPr>
+            <w:gridSpan w:val="3"/>
+          </w:tcPr>
+          <w:p>
+            <w:pPr>
+              <w:jc w:val="left"/>
+            </w:pPr>
+            <w:r>
+              <w:rPr>
+                <w:bCs/>
+                <w:b/>
+              </w:rPr>
+              <w:t xml:space="preserve">Global Caches</w:t>
+            </w:r>
+          </w:p>
+        </w:tc>
+        <w:tc>
+          <w:tcPr/>
+          <w:p>
+            <w:pPr>
+              <w:pStyle w:val="Compact"/>
+            </w:pPr>
+          </w:p>
+        </w:tc>
+        <w:tc>
+          <w:tcPr/>
+          <w:p>
+            <w:pPr>
+              <w:pStyle w:val="Compact"/>
+            </w:pPr>
+          </w:p>
+        </w:tc>
+        <w:tc>
+          <w:tcPr/>
+          <w:p>
+            <w:pPr>
+              <w:pStyle w:val="Compact"/>
+            </w:pPr>
+          </w:p>
+        </w:tc>
+      </w:tr>
+      <w:tr>
+        <w:tc>
+          <w:tcPr>
+            <w:gridSpan w:val="3"/>
+          </w:tcPr>
+          <w:p>
+            <w:pPr>
+              <w:jc w:val="left"/>
+            </w:pPr>
+            <w:r>
+              <w:t xml:space="preserve">Based on dashboard</w:t>
+            </w:r>
+            <w:r>
+              <w:t xml:space="preserve"> </w:t>
+            </w:r>
+            <w:r>
+              <w:rPr>
+                <w:bCs/>
+                <w:b/>
+              </w:rPr>
+              <w:t xml:space="preserve">WIS2-GISC/wis2-gisc-GC</w:t>
+            </w:r>
+            <w:r>
+              <w:t xml:space="preserve"> </w:t>
+            </w:r>
+            <w:r>
+              <w:t xml:space="preserve">(gisc_user) / Indicator: "WIS2Nodes Total downloaded over past 24h"</w:t>
+            </w:r>
+          </w:p>
+        </w:tc>
+        <w:tc>
+          <w:tcPr/>
+          <w:p>
+            <w:pPr>
+              <w:jc w:val="left"/>
+            </w:pPr>
+            <w:r>
+              <w:t xml:space="preserve">YYYY/MM/DD</w:t>
+            </w:r>
+          </w:p>
+        </w:tc>
+        <w:tc>
+          <w:tcPr/>
+          <w:p>
+            <w:pPr>
+              <w:jc w:val="left"/>
+            </w:pPr>
+            <w:r>
+              <w:t xml:space="preserve">…​</w:t>
+            </w:r>
+          </w:p>
+        </w:tc>
+        <w:tc>
+          <w:tcPr/>
+          <w:p>
+            <w:pPr>
+              <w:jc w:val="left"/>
+            </w:pPr>
+            <w:r>
+              <w:t xml:space="preserve">YYYY/MM/DD</w:t>
+            </w:r>
+          </w:p>
+        </w:tc>
+      </w:tr>
+      <w:tr>
+        <w:tc>
+          <w:tcPr/>
+          <w:p>
+            <w:pPr>
+              <w:jc w:val="left"/>
+            </w:pPr>
+            <w:r>
+              <w:t xml:space="preserve">GC CN CMA</w:t>
+            </w:r>
+          </w:p>
+        </w:tc>
+        <w:tc>
+          <w:tcPr>
+            <w:gridSpan w:val="2"/>
+          </w:tcPr>
+          <w:p>
+            <w:pPr>
+              <w:jc w:val="left"/>
+            </w:pPr>
+            <w:r>
+              <w:t xml:space="preserve">From GM China</w:t>
+            </w:r>
+          </w:p>
+        </w:tc>
+        <w:tc>
+          <w:tcPr/>
+          <w:p>
+            <w:pPr>
+              <w:jc w:val="left"/>
+            </w:pPr>
+            <w:r>
+              <w:t xml:space="preserve">No data</w:t>
+            </w:r>
+          </w:p>
+        </w:tc>
+        <w:tc>
+          <w:tcPr/>
+          <w:p>
+            <w:pPr>
+              <w:jc w:val="left"/>
+            </w:pPr>
+            <w:r>
+              <w:t xml:space="preserve">…​</w:t>
+            </w:r>
+          </w:p>
+        </w:tc>
+        <w:tc>
+          <w:tcPr/>
+          <w:p>
+            <w:pPr>
+              <w:jc w:val="left"/>
+            </w:pPr>
+            <w:r>
+              <w:t xml:space="preserve">No data</w:t>
+            </w:r>
+          </w:p>
+        </w:tc>
+      </w:tr>
+      <w:tr>
+        <w:tc>
+          <w:tcPr/>
+          <w:p>
+            <w:pPr>
+              <w:jc w:val="left"/>
+            </w:pPr>
+            <w:r>
+              <w:t xml:space="preserve">GB CN CMA</w:t>
+            </w:r>
+          </w:p>
+        </w:tc>
+        <w:tc>
+          <w:tcPr>
+            <w:gridSpan w:val="2"/>
+          </w:tcPr>
+          <w:p>
+            <w:pPr>
+              <w:jc w:val="left"/>
+            </w:pPr>
+            <w:r>
+              <w:t xml:space="preserve">From GM MAROCMETEA</w:t>
+            </w:r>
+          </w:p>
+        </w:tc>
+        <w:tc>
+          <w:tcPr/>
+          <w:p>
+            <w:pPr>
+              <w:jc w:val="left"/>
+            </w:pPr>
+            <w:r>
+              <w:t xml:space="preserve">No data</w:t>
+            </w:r>
+          </w:p>
+        </w:tc>
+        <w:tc>
+          <w:tcPr/>
+          <w:p>
+            <w:pPr>
+              <w:jc w:val="left"/>
+            </w:pPr>
+            <w:r>
+              <w:t xml:space="preserve">…​</w:t>
+            </w:r>
+          </w:p>
+        </w:tc>
+        <w:tc>
+          <w:tcPr/>
+          <w:p>
+            <w:pPr>
+              <w:jc w:val="left"/>
+            </w:pPr>
+            <w:r>
+              <w:t xml:space="preserve">No data</w:t>
+            </w:r>
+          </w:p>
+        </w:tc>
+      </w:tr>
+      <w:tr>
+        <w:tc>
+          <w:tcPr/>
+          <w:p>
+            <w:pPr>
+              <w:jc w:val="left"/>
+            </w:pPr>
+            <w:r>
+              <w:t xml:space="preserve">GC MO NOAA US/UK</w:t>
+            </w:r>
+          </w:p>
+        </w:tc>
+        <w:tc>
+          <w:tcPr>
+            <w:gridSpan w:val="2"/>
+          </w:tcPr>
+          <w:p>
+            <w:pPr>
+              <w:jc w:val="left"/>
+            </w:pPr>
+            <w:r>
+              <w:t xml:space="preserve">From GM China</w:t>
+            </w:r>
+          </w:p>
+        </w:tc>
+        <w:tc>
+          <w:tcPr/>
+          <w:p>
+            <w:pPr>
+              <w:jc w:val="left"/>
+            </w:pPr>
+            <w:r>
+              <w:t xml:space="preserve">58</w:t>
+            </w:r>
+          </w:p>
+        </w:tc>
+        <w:tc>
+          <w:tcPr/>
+          <w:p>
+            <w:pPr>
+              <w:jc w:val="left"/>
+            </w:pPr>
+            <w:r>
+              <w:t xml:space="preserve">…​</w:t>
+            </w:r>
+          </w:p>
+        </w:tc>
+        <w:tc>
+          <w:tcPr/>
+          <w:p>
+            <w:pPr>
+              <w:jc w:val="left"/>
+            </w:pPr>
+            <w:r>
+              <w:t xml:space="preserve">58</w:t>
+            </w:r>
+          </w:p>
+        </w:tc>
+      </w:tr>
+      <w:tr>
+        <w:tc>
+          <w:tcPr/>
+          <w:p>
+            <w:pPr>
+              <w:jc w:val="left"/>
+            </w:pPr>
+            <w:r>
+              <w:t xml:space="preserve">GB MO NOAA US/UK</w:t>
+            </w:r>
+          </w:p>
+        </w:tc>
+        <w:tc>
+          <w:tcPr>
+            <w:gridSpan w:val="2"/>
+          </w:tcPr>
+          <w:p>
+            <w:pPr>
+              <w:jc w:val="left"/>
+            </w:pPr>
+            <w:r>
+              <w:t xml:space="preserve">From GM MAROCMETEA</w:t>
+            </w:r>
+          </w:p>
+        </w:tc>
+        <w:tc>
+          <w:tcPr/>
+          <w:p>
+            <w:pPr>
+              <w:jc w:val="left"/>
+            </w:pPr>
+            <w:r>
+              <w:t xml:space="preserve">58</w:t>
+            </w:r>
+          </w:p>
+        </w:tc>
+        <w:tc>
+          <w:tcPr/>
+          <w:p>
+            <w:pPr>
+              <w:jc w:val="left"/>
+            </w:pPr>
+            <w:r>
+              <w:t xml:space="preserve">…​</w:t>
+            </w:r>
+          </w:p>
+        </w:tc>
+        <w:tc>
+          <w:tcPr/>
+          <w:p>
+            <w:pPr>
+              <w:jc w:val="left"/>
+            </w:pPr>
+            <w:r>
+              <w:t xml:space="preserve">58</w:t>
+            </w:r>
+          </w:p>
+        </w:tc>
+      </w:tr>
+      <w:tr>
+        <w:tc>
+          <w:tcPr/>
+          <w:p>
+            <w:pPr>
+              <w:jc w:val="left"/>
+            </w:pPr>
+            <w:r>
+              <w:t xml:space="preserve">GC DE DWD</w:t>
+            </w:r>
+          </w:p>
+        </w:tc>
+        <w:tc>
+          <w:tcPr>
+            <w:gridSpan w:val="2"/>
+          </w:tcPr>
+          <w:p>
+            <w:pPr>
+              <w:jc w:val="left"/>
+            </w:pPr>
+            <w:r>
+              <w:t xml:space="preserve">From GM China</w:t>
+            </w:r>
+          </w:p>
+        </w:tc>
+        <w:tc>
+          <w:tcPr/>
+          <w:p>
+            <w:pPr>
+              <w:jc w:val="left"/>
+            </w:pPr>
+            <w:r>
+              <w:t xml:space="preserve">56</w:t>
+            </w:r>
+          </w:p>
+        </w:tc>
+        <w:tc>
+          <w:tcPr/>
+          <w:p>
+            <w:pPr>
+              <w:jc w:val="left"/>
+            </w:pPr>
+            <w:r>
+              <w:t xml:space="preserve">…​</w:t>
+            </w:r>
+          </w:p>
+        </w:tc>
+        <w:tc>
+          <w:tcPr/>
+          <w:p>
+            <w:pPr>
+              <w:jc w:val="left"/>
+            </w:pPr>
+            <w:r>
+              <w:t xml:space="preserve">58</w:t>
+            </w:r>
+          </w:p>
+        </w:tc>
+      </w:tr>
+      <w:tr>
+        <w:tc>
+          <w:tcPr/>
+          <w:p>
+            <w:pPr>
+              <w:jc w:val="left"/>
+            </w:pPr>
+            <w:r>
+              <w:t xml:space="preserve">GB DE DWD</w:t>
+            </w:r>
+          </w:p>
+        </w:tc>
+        <w:tc>
+          <w:tcPr>
+            <w:gridSpan w:val="2"/>
+          </w:tcPr>
+          <w:p>
+            <w:pPr>
+              <w:jc w:val="left"/>
+            </w:pPr>
+            <w:r>
+              <w:t xml:space="preserve">From GM MAROCMETEA</w:t>
+            </w:r>
+          </w:p>
+        </w:tc>
+        <w:tc>
+          <w:tcPr/>
+          <w:p>
+            <w:pPr>
+              <w:jc w:val="left"/>
+            </w:pPr>
+            <w:r>
+              <w:t xml:space="preserve">56</w:t>
+            </w:r>
+          </w:p>
+        </w:tc>
+        <w:tc>
+          <w:tcPr/>
+          <w:p>
+            <w:pPr>
+              <w:jc w:val="left"/>
+            </w:pPr>
+            <w:r>
+              <w:t xml:space="preserve">…​</w:t>
+            </w:r>
+          </w:p>
+        </w:tc>
+        <w:tc>
+          <w:tcPr/>
+          <w:p>
+            <w:pPr>
+              <w:jc w:val="left"/>
+            </w:pPr>
+            <w:r>
+              <w:t xml:space="preserve">58</w:t>
+            </w:r>
+          </w:p>
+        </w:tc>
+      </w:tr>
+      <w:tr>
+        <w:tc>
+          <w:tcPr/>
+          <w:p>
+            <w:pPr>
+              <w:jc w:val="left"/>
+            </w:pPr>
+            <w:r>
+              <w:t xml:space="preserve">GC JP JMA</w:t>
+            </w:r>
+          </w:p>
+        </w:tc>
+        <w:tc>
+          <w:tcPr>
+            <w:gridSpan w:val="2"/>
+          </w:tcPr>
+          <w:p>
+            <w:pPr>
+              <w:jc w:val="left"/>
+            </w:pPr>
+            <w:r>
+              <w:t xml:space="preserve">From GM China</w:t>
+            </w:r>
+          </w:p>
+        </w:tc>
+        <w:tc>
+          <w:tcPr/>
+          <w:p>
+            <w:pPr>
+              <w:jc w:val="left"/>
+            </w:pPr>
+            <w:r>
+              <w:t xml:space="preserve">57</w:t>
+            </w:r>
+          </w:p>
+        </w:tc>
+        <w:tc>
+          <w:tcPr/>
+          <w:p>
+            <w:pPr>
+              <w:jc w:val="left"/>
+            </w:pPr>
+            <w:r>
+              <w:t xml:space="preserve">…​</w:t>
+            </w:r>
+          </w:p>
+        </w:tc>
+        <w:tc>
+          <w:tcPr/>
+          <w:p>
+            <w:pPr>
+              <w:jc w:val="left"/>
+            </w:pPr>
+            <w:r>
+              <w:t xml:space="preserve">58</w:t>
+            </w:r>
+          </w:p>
+        </w:tc>
+      </w:tr>
+      <w:tr>
+        <w:tc>
+          <w:tcPr/>
+          <w:p>
+            <w:pPr>
+              <w:jc w:val="left"/>
+            </w:pPr>
+            <w:r>
+              <w:t xml:space="preserve">GB JP JMA</w:t>
+            </w:r>
+          </w:p>
+        </w:tc>
+        <w:tc>
+          <w:tcPr>
+            <w:gridSpan w:val="2"/>
+          </w:tcPr>
+          <w:p>
+            <w:pPr>
+              <w:jc w:val="left"/>
+            </w:pPr>
+            <w:r>
+              <w:t xml:space="preserve">From GM MAROCMETEA</w:t>
+            </w:r>
+          </w:p>
+        </w:tc>
+        <w:tc>
+          <w:tcPr/>
+          <w:p>
+            <w:pPr>
+              <w:jc w:val="left"/>
+            </w:pPr>
+            <w:r>
+              <w:t xml:space="preserve">57</w:t>
+            </w:r>
+          </w:p>
+        </w:tc>
+        <w:tc>
+          <w:tcPr/>
+          <w:p>
+            <w:pPr>
+              <w:jc w:val="left"/>
+            </w:pPr>
+            <w:r>
+              <w:t xml:space="preserve">…​</w:t>
+            </w:r>
+          </w:p>
+        </w:tc>
+        <w:tc>
+          <w:tcPr/>
+          <w:p>
+            <w:pPr>
+              <w:jc w:val="left"/>
+            </w:pPr>
+            <w:r>
+              <w:t xml:space="preserve">58</w:t>
+            </w:r>
+          </w:p>
+        </w:tc>
+      </w:tr>
+      <w:tr>
+        <w:tc>
+          <w:tcPr/>
+          <w:p>
+            <w:pPr>
+              <w:jc w:val="left"/>
+            </w:pPr>
+            <w:r>
+              <w:t xml:space="preserve">GC SA NCM</w:t>
+            </w:r>
+          </w:p>
+        </w:tc>
+        <w:tc>
+          <w:tcPr>
+            <w:gridSpan w:val="2"/>
+          </w:tcPr>
+          <w:p>
+            <w:pPr>
+              <w:jc w:val="left"/>
+            </w:pPr>
+            <w:r>
+              <w:t xml:space="preserve">From GM China</w:t>
+            </w:r>
+          </w:p>
+        </w:tc>
+        <w:tc>
+          <w:tcPr/>
+          <w:p>
+            <w:pPr>
+              <w:jc w:val="left"/>
+            </w:pPr>
+            <w:r>
+              <w:t xml:space="preserve">No data</w:t>
+            </w:r>
+          </w:p>
+        </w:tc>
+        <w:tc>
+          <w:tcPr/>
+          <w:p>
+            <w:pPr>
+              <w:jc w:val="left"/>
+            </w:pPr>
+            <w:r>
+              <w:t xml:space="preserve">…​</w:t>
+            </w:r>
+          </w:p>
+        </w:tc>
+        <w:tc>
+          <w:tcPr/>
+          <w:p>
+            <w:pPr>
+              <w:jc w:val="left"/>
+            </w:pPr>
+            <w:r>
+              <w:t xml:space="preserve">59</w:t>
+            </w:r>
+          </w:p>
+        </w:tc>
+      </w:tr>
+      <w:tr>
+        <w:tc>
+          <w:tcPr/>
+          <w:p>
+            <w:pPr>
+              <w:jc w:val="left"/>
+            </w:pPr>
+            <w:r>
+              <w:t xml:space="preserve">GB SA NCM</w:t>
+            </w:r>
+          </w:p>
+        </w:tc>
+        <w:tc>
+          <w:tcPr>
+            <w:gridSpan w:val="2"/>
+          </w:tcPr>
+          <w:p>
+            <w:pPr>
+              <w:jc w:val="left"/>
+            </w:pPr>
+            <w:r>
+              <w:t xml:space="preserve">From GM MAROCMETEA</w:t>
+            </w:r>
+          </w:p>
+        </w:tc>
+        <w:tc>
+          <w:tcPr/>
+          <w:p>
+            <w:pPr>
+              <w:jc w:val="left"/>
+            </w:pPr>
+            <w:r>
+              <w:t xml:space="preserve">No data</w:t>
+            </w:r>
+          </w:p>
+        </w:tc>
+        <w:tc>
+          <w:tcPr/>
+          <w:p>
+            <w:pPr>
+              <w:jc w:val="left"/>
+            </w:pPr>
+            <w:r>
+              <w:t xml:space="preserve">…​</w:t>
+            </w:r>
+          </w:p>
+        </w:tc>
+        <w:tc>
+          <w:tcPr/>
+          <w:p>
+            <w:pPr>
+              <w:jc w:val="left"/>
+            </w:pPr>
+            <w:r>
+              <w:t xml:space="preserve">59</w:t>
+            </w:r>
+          </w:p>
+        </w:tc>
+      </w:tr>
+      <w:tr>
+        <w:tc>
+          <w:tcPr>
+            <w:gridSpan w:val="3"/>
+          </w:tcPr>
+          <w:p>
+            <w:pPr>
+              <w:jc w:val="left"/>
+            </w:pPr>
+            <w:r>
+              <w:rPr>
+                <w:bCs/>
+                <w:b/>
+              </w:rPr>
+              <w:t xml:space="preserve">JIRA Ticketing System</w:t>
+            </w:r>
+          </w:p>
+        </w:tc>
+        <w:tc>
+          <w:tcPr/>
+          <w:p>
+            <w:pPr>
+              <w:jc w:val="left"/>
+            </w:pPr>
+            <w:r>
+              <w:t xml:space="preserve">YYYY/MM/DD</w:t>
+            </w:r>
+          </w:p>
+        </w:tc>
+        <w:tc>
+          <w:tcPr/>
+          <w:p>
+            <w:pPr>
+              <w:jc w:val="left"/>
+            </w:pPr>
+            <w:r>
+              <w:t xml:space="preserve">…​</w:t>
+            </w:r>
+          </w:p>
+        </w:tc>
+        <w:tc>
+          <w:tcPr/>
+          <w:p>
+            <w:pPr>
+              <w:jc w:val="left"/>
+            </w:pPr>
+            <w:r>
+              <w:t xml:space="preserve">YYYY/MM/DD</w:t>
+            </w:r>
+          </w:p>
+        </w:tc>
+      </w:tr>
+      <w:tr>
+        <w:tc>
+          <w:tcPr/>
+          <w:p>
+            <w:pPr>
+              <w:jc w:val="left"/>
+            </w:pPr>
+            <w:r>
+              <w:t xml:space="preserve">Total "In Progress"</w:t>
+            </w:r>
+          </w:p>
+        </w:tc>
+        <w:tc>
+          <w:tcPr/>
+          <w:p>
+            <w:pPr>
+              <w:pStyle w:val="Compact"/>
+            </w:pPr>
+          </w:p>
+        </w:tc>
+        <w:tc>
+          <w:tcPr/>
+          <w:p>
+            <w:pPr>
+              <w:pStyle w:val="Compact"/>
+            </w:pPr>
+          </w:p>
+        </w:tc>
+        <w:tc>
+          <w:tcPr/>
+          <w:p>
+            <w:pPr>
+              <w:jc w:val="left"/>
+            </w:pPr>
+            <w:r>
+              <w:t xml:space="preserve">No data</w:t>
+            </w:r>
+          </w:p>
+        </w:tc>
+        <w:tc>
+          <w:tcPr/>
+          <w:p>
+            <w:pPr>
+              <w:jc w:val="left"/>
+            </w:pPr>
+            <w:r>
+              <w:t xml:space="preserve">…​</w:t>
+            </w:r>
+          </w:p>
+        </w:tc>
+        <w:tc>
+          <w:tcPr/>
+          <w:p>
+            <w:pPr>
+              <w:jc w:val="left"/>
+            </w:pPr>
+            <w:r>
+              <w:t xml:space="preserve">2</w:t>
+            </w:r>
+          </w:p>
+        </w:tc>
+      </w:tr>
+      <w:tr>
+        <w:tc>
+          <w:tcPr/>
+          <w:p>
+            <w:pPr>
+              <w:jc w:val="left"/>
+            </w:pPr>
+            <w:r>
+              <w:t xml:space="preserve">Total "To Do"</w:t>
+            </w:r>
+          </w:p>
+        </w:tc>
+        <w:tc>
+          <w:tcPr/>
+          <w:p>
+            <w:pPr>
+              <w:pStyle w:val="Compact"/>
+            </w:pPr>
+          </w:p>
+        </w:tc>
+        <w:tc>
+          <w:tcPr/>
+          <w:p>
+            <w:pPr>
+              <w:pStyle w:val="Compact"/>
+            </w:pPr>
+          </w:p>
+        </w:tc>
+        <w:tc>
+          <w:tcPr/>
+          <w:p>
+            <w:pPr>
+              <w:jc w:val="left"/>
+            </w:pPr>
+            <w:r>
+              <w:t xml:space="preserve">No data</w:t>
+            </w:r>
+          </w:p>
+        </w:tc>
+        <w:tc>
+          <w:tcPr/>
+          <w:p>
+            <w:pPr>
+              <w:jc w:val="left"/>
+            </w:pPr>
+            <w:r>
+              <w:t xml:space="preserve">…​</w:t>
+            </w:r>
+          </w:p>
+        </w:tc>
+        <w:tc>
+          <w:tcPr/>
+          <w:p>
+            <w:pPr>
+              <w:jc w:val="left"/>
+            </w:pPr>
+            <w:r>
+              <w:t xml:space="preserve">2</w:t>
+            </w:r>
+          </w:p>
+        </w:tc>
+      </w:tr>
+      <w:tr>
+        <w:tc>
+          <w:tcPr/>
+          <w:p>
+            <w:pPr>
+              <w:jc w:val="left"/>
+            </w:pPr>
+            <w:r>
+              <w:t xml:space="preserve">Total "Done"</w:t>
+            </w:r>
+          </w:p>
+        </w:tc>
+        <w:tc>
+          <w:tcPr/>
+          <w:p>
+            <w:pPr>
+              <w:pStyle w:val="Compact"/>
+            </w:pPr>
+          </w:p>
+        </w:tc>
+        <w:tc>
+          <w:tcPr/>
+          <w:p>
+            <w:pPr>
+              <w:pStyle w:val="Compact"/>
+            </w:pPr>
+          </w:p>
+        </w:tc>
+        <w:tc>
+          <w:tcPr/>
+          <w:p>
+            <w:pPr>
+              <w:jc w:val="left"/>
+            </w:pPr>
+            <w:r>
+              <w:t xml:space="preserve">No data</w:t>
+            </w:r>
+          </w:p>
+        </w:tc>
+        <w:tc>
+          <w:tcPr/>
+          <w:p>
+            <w:pPr>
+              <w:jc w:val="left"/>
+            </w:pPr>
+            <w:r>
+              <w:t xml:space="preserve">…​</w:t>
+            </w:r>
+          </w:p>
+        </w:tc>
+        <w:tc>
+          <w:tcPr/>
+          <w:p>
+            <w:pPr>
+              <w:jc w:val="left"/>
+            </w:pPr>
+            <w:r>
+              <w:t xml:space="preserve">2</w:t>
+            </w:r>
+          </w:p>
+        </w:tc>
+      </w:tr>
+      <w:tr>
+        <w:tc>
+          <w:tcPr/>
+          <w:p>
+            <w:pPr>
+              <w:jc w:val="left"/>
+            </w:pPr>
+            <w:r>
+              <w:t xml:space="preserve">Total "In Review"</w:t>
+            </w:r>
+          </w:p>
+        </w:tc>
+        <w:tc>
+          <w:tcPr/>
+          <w:p>
+            <w:pPr>
+              <w:pStyle w:val="Compact"/>
+            </w:pPr>
+          </w:p>
+        </w:tc>
+        <w:tc>
+          <w:tcPr/>
+          <w:p>
+            <w:pPr>
+              <w:pStyle w:val="Compact"/>
+            </w:pPr>
+          </w:p>
+        </w:tc>
+        <w:tc>
+          <w:tcPr/>
+          <w:p>
+            <w:pPr>
+              <w:jc w:val="left"/>
+            </w:pPr>
+            <w:r>
+              <w:t xml:space="preserve">No data</w:t>
+            </w:r>
+          </w:p>
+        </w:tc>
+        <w:tc>
+          <w:tcPr/>
+          <w:p>
+            <w:pPr>
+              <w:jc w:val="left"/>
+            </w:pPr>
+            <w:r>
+              <w:t xml:space="preserve">…​</w:t>
+            </w:r>
+          </w:p>
+        </w:tc>
+        <w:tc>
+          <w:tcPr/>
+          <w:p>
+            <w:pPr>
+              <w:jc w:val="left"/>
+            </w:pPr>
+            <w:r>
+              <w:t xml:space="preserve">2</w:t>
+            </w:r>
+          </w:p>
+        </w:tc>
+      </w:tr>
+      <w:tr>
+        <w:tc>
+          <w:tcPr/>
+          <w:p>
+            <w:pPr>
+              <w:jc w:val="left"/>
+            </w:pPr>
+            <w:r>
+              <w:t xml:space="preserve">Total "Triage"</w:t>
+            </w:r>
+          </w:p>
+        </w:tc>
+        <w:tc>
+          <w:tcPr/>
+          <w:p>
+            <w:pPr>
+              <w:jc w:val="left"/>
+            </w:pPr>
+            <w:r>
+              <w:t xml:space="preserve">(should be zero)</w:t>
+            </w:r>
+          </w:p>
+        </w:tc>
+        <w:tc>
+          <w:tcPr/>
+          <w:p>
+            <w:pPr>
+              <w:pStyle w:val="Compact"/>
+            </w:pPr>
+          </w:p>
+        </w:tc>
+        <w:tc>
+          <w:tcPr/>
+          <w:p>
+            <w:pPr>
+              <w:jc w:val="left"/>
+            </w:pPr>
+            <w:r>
+              <w:t xml:space="preserve">No data</w:t>
+            </w:r>
+          </w:p>
+        </w:tc>
+        <w:tc>
+          <w:tcPr/>
+          <w:p>
+            <w:pPr>
+              <w:jc w:val="left"/>
+            </w:pPr>
+            <w:r>
+              <w:t xml:space="preserve">…​</w:t>
+            </w:r>
+          </w:p>
+        </w:tc>
+        <w:tc>
+          <w:tcPr/>
+          <w:p>
+            <w:pPr>
+              <w:jc w:val="left"/>
+            </w:pPr>
+            <w:r>
+              <w:t xml:space="preserve">2</w:t>
+            </w:r>
+          </w:p>
+        </w:tc>
+      </w:tr>
+    </w:tbl>
     <w:p>
       <w:pPr>
         <w:pStyle w:val="BodyText"/>
@@ -471,8 +2476,8 @@
         <w:t xml:space="preserve">Check has to be performed at roster start and roster end. Additional dates can also be added.</w:t>
       </w:r>
     </w:p>
-    <w:bookmarkEnd w:id="23"/>
-    <w:bookmarkStart w:id="25" w:name="X987d45cd9a73f8b40ff026950730b0f1e33d674"/>
+    <w:bookmarkEnd w:id="25"/>
+    <w:bookmarkStart w:id="27" w:name="X987d45cd9a73f8b40ff026950730b0f1e33d674"/>
     <w:p>
       <w:pPr>
         <w:pStyle w:val="Heading1"/>
@@ -491,7 +2496,7 @@
       <w:r>
         <w:t xml:space="preserve"> </w:t>
       </w:r>
-      <w:hyperlink r:id="rId24">
+      <w:hyperlink r:id="rId26">
         <w:r>
           <w:rPr>
             <w:rStyle w:val="Hyperlink"/>
@@ -503,8 +2508,8 @@
         <w:t xml:space="preserve">.</w:t>
       </w:r>
     </w:p>
-    <w:bookmarkEnd w:id="25"/>
-    <w:bookmarkStart w:id="26" w:name="X51773c61b6f2cf386079ff0fb51c7ad176d67d4"/>
+    <w:bookmarkEnd w:id="27"/>
+    <w:bookmarkStart w:id="28" w:name="X51773c61b6f2cf386079ff0fb51c7ad176d67d4"/>
     <w:p>
       <w:pPr>
         <w:pStyle w:val="Heading1"/>
@@ -578,8 +2583,8 @@
         <w:t xml:space="preserve">Most tickets are expected to be created automatically by the GISC Monitoring system</w:t>
       </w:r>
     </w:p>
-    <w:bookmarkEnd w:id="26"/>
-    <w:bookmarkStart w:id="30" w:name="X79b541e1ef64a0b37f86a9f085c18718a348a7e"/>
+    <w:bookmarkEnd w:id="28"/>
+    <w:bookmarkStart w:id="32" w:name="X79b541e1ef64a0b37f86a9f085c18718a348a7e"/>
     <w:p>
       <w:pPr>
         <w:pStyle w:val="Heading1"/>
@@ -609,7 +2614,7 @@
       <w:r>
         <w:t xml:space="preserve"> </w:t>
       </w:r>
-      <w:hyperlink r:id="rId24">
+      <w:hyperlink r:id="rId26">
         <w:r>
           <w:rPr>
             <w:rStyle w:val="Hyperlink"/>
@@ -631,7 +2636,7 @@
       <w:r>
         <w:t xml:space="preserve"> </w:t>
       </w:r>
-      <w:hyperlink r:id="rId27">
+      <w:hyperlink r:id="rId29">
         <w:r>
           <w:rPr>
             <w:rStyle w:val="Hyperlink"/>
@@ -729,7 +2734,7 @@
       <w:r>
         <w:t xml:space="preserve"> </w:t>
       </w:r>
-      <w:hyperlink r:id="rId28">
+      <w:hyperlink r:id="rId30">
         <w:r>
           <w:rPr>
             <w:rStyle w:val="Hyperlink"/>
@@ -776,7 +2781,7 @@
         <w:t xml:space="preserve">Table-1: Priority Levels</w:t>
       </w:r>
     </w:p>
-    <w:bookmarkStart w:id="29" w:name="Xe845f501af92fe026b96fe859d037567317632f"/>
+    <w:bookmarkStart w:id="31" w:name="Xe845f501af92fe026b96fe859d037567317632f"/>
     <w:p>
       <w:pPr>
         <w:pStyle w:val="Heading2"/>
@@ -1174,9 +3179,9 @@
         </w:tc>
       </w:tr>
     </w:tbl>
-    <w:bookmarkEnd w:id="29"/>
-    <w:bookmarkEnd w:id="30"/>
-    <w:bookmarkStart w:id="35" w:name="Xa303eeaef2342a49b90f82500d40be955b57221"/>
+    <w:bookmarkEnd w:id="31"/>
+    <w:bookmarkEnd w:id="32"/>
+    <w:bookmarkStart w:id="37" w:name="Xa303eeaef2342a49b90f82500d40be955b57221"/>
     <w:p>
       <w:pPr>
         <w:pStyle w:val="Heading1"/>
@@ -1185,7 +3190,7 @@
         <w:t xml:space="preserve">PART IV. Procedures for Handover</w:t>
       </w:r>
     </w:p>
-    <w:bookmarkStart w:id="31" w:name="X33552956ff26c37b01aed0b53bd210d9e5ed6c7"/>
+    <w:bookmarkStart w:id="33" w:name="X33552956ff26c37b01aed0b53bd210d9e5ed6c7"/>
     <w:p>
       <w:pPr>
         <w:pStyle w:val="Heading2"/>
@@ -1271,8 +3276,8 @@
         <w:t xml:space="preserve">The purpose is to ensure continuity by splitting the remaining period between the two GISCs if needed.</w:t>
       </w:r>
     </w:p>
-    <w:bookmarkEnd w:id="31"/>
-    <w:bookmarkStart w:id="34" w:name="X05e2b0c81db3a44a7d803a778ca90453dba5d44"/>
+    <w:bookmarkEnd w:id="33"/>
+    <w:bookmarkStart w:id="36" w:name="X05e2b0c81db3a44a7d803a778ca90453dba5d44"/>
     <w:p>
       <w:pPr>
         <w:pStyle w:val="Heading2"/>
@@ -1357,7 +3362,7 @@
       <w:r>
         <w:t xml:space="preserve"> </w:t>
       </w:r>
-      <w:hyperlink r:id="rId32">
+      <w:hyperlink r:id="rId34">
         <w:r>
           <w:rPr>
             <w:rStyle w:val="Hyperlink"/>
@@ -1409,7 +3414,7 @@
       <w:r>
         <w:t xml:space="preserve"> </w:t>
       </w:r>
-      <w:hyperlink r:id="rId33">
+      <w:hyperlink r:id="rId35">
         <w:r>
           <w:rPr>
             <w:rStyle w:val="Hyperlink"/>
@@ -1429,9 +3434,9 @@
         <w:t xml:space="preserve">A sample Handover email</w:t>
       </w:r>
     </w:p>
-    <w:bookmarkEnd w:id="34"/>
-    <w:bookmarkEnd w:id="35"/>
-    <w:bookmarkStart w:id="36" w:name="Xb8428fbc8de5013631c8bb1d079f38e3533a3d7"/>
+    <w:bookmarkEnd w:id="36"/>
+    <w:bookmarkEnd w:id="37"/>
+    <w:bookmarkStart w:id="38" w:name="Xb8428fbc8de5013631c8bb1d079f38e3533a3d7"/>
     <w:p>
       <w:pPr>
         <w:pStyle w:val="Heading1"/>
@@ -1588,8 +3593,8 @@
         <w:t xml:space="preserve">GISC Toulouse</w:t>
       </w:r>
     </w:p>
-    <w:bookmarkEnd w:id="36"/>
-    <w:bookmarkStart w:id="37" w:name="X33672f9d5e02526fe30ce1fd643a1d90de17cbb"/>
+    <w:bookmarkEnd w:id="38"/>
+    <w:bookmarkStart w:id="39" w:name="X33672f9d5e02526fe30ce1fd643a1d90de17cbb"/>
     <w:p>
       <w:pPr>
         <w:pStyle w:val="Heading1"/>
@@ -1606,7 +3611,7 @@
         <w:t xml:space="preserve">For any issue related to GISC Watch that requires escalation, the Chair of ET-WISOP is the first escalation point for all GISCs</w:t>
       </w:r>
     </w:p>
-    <w:bookmarkEnd w:id="37"/>
+    <w:bookmarkEnd w:id="39"/>
     <w:sectPr/>
   </w:body>
 </w:document>

--- a/gisc-watch-guide/wis2-gisc-watch-guide.docx
+++ b/gisc-watch-guide/wis2-gisc-watch-guide.docx
@@ -33,7 +33,7 @@
         <w:pStyle w:val="Date"/>
       </w:pPr>
       <w:r>
-        <w:t xml:space="preserve">2025-05-27</w:t>
+        <w:t xml:space="preserve">2025-06-02</w:t>
       </w:r>
     </w:p>
     <w:p>
@@ -86,7 +86,7 @@
               <w:jc w:val="left"/>
             </w:pPr>
             <w:r>
-              <w:t xml:space="preserve">Date: 2025-05-27</w:t>
+              <w:t xml:space="preserve">Date: 2025-06-02</w:t>
             </w:r>
           </w:p>
         </w:tc>

--- a/gisc-watch-guide/wis2-gisc-watch-guide.docx
+++ b/gisc-watch-guide/wis2-gisc-watch-guide.docx
@@ -33,7 +33,7 @@
         <w:pStyle w:val="Date"/>
       </w:pPr>
       <w:r>
-        <w:t xml:space="preserve">2025-06-02</w:t>
+        <w:t xml:space="preserve">2025-06-18</w:t>
       </w:r>
     </w:p>
     <w:p>
@@ -86,7 +86,7 @@
               <w:jc w:val="left"/>
             </w:pPr>
             <w:r>
-              <w:t xml:space="preserve">Date: 2025-06-02</w:t>
+              <w:t xml:space="preserve">Date: 2025-06-18</w:t>
             </w:r>
           </w:p>
         </w:tc>

--- a/gisc-watch-guide/wis2-gisc-watch-guide.docx
+++ b/gisc-watch-guide/wis2-gisc-watch-guide.docx
@@ -397,7 +397,7 @@
       </w:r>
     </w:p>
     <w:bookmarkEnd w:id="22"/>
-    <w:bookmarkStart w:id="25" w:name="X813d147c553cb791fb00ba256109556ef0203e1"/>
+    <w:bookmarkStart w:id="27" w:name="X813d147c553cb791fb00ba256109556ef0203e1"/>
     <w:p>
       <w:pPr>
         <w:pStyle w:val="Heading1"/>
@@ -460,7 +460,7 @@
         <w:pStyle w:val="FirstParagraph"/>
       </w:pPr>
       <w:r>
-        <w:t xml:space="preserve">The following table shall be filled in, by checking Global Monitoring metrics:</w:t>
+        <w:t xml:space="preserve">The following table shall be filled in, by checking Global Monitoring metrics (see detailed information how to get the figures after the table):</w:t>
       </w:r>
     </w:p>
     <w:tbl>
@@ -2473,11 +2473,142 @@
         <w:pStyle w:val="BodyText"/>
       </w:pPr>
       <w:r>
+        <w:rPr>
+          <w:bCs/>
+          <w:b/>
+        </w:rPr>
+        <w:t xml:space="preserve">How to fetch data from the dashboards:</w:t>
+      </w:r>
+    </w:p>
+    <w:bookmarkStart w:id="25" w:name="Xb59f09095c80cc594db3024de34d1f6d0eaa28f"/>
+    <w:p>
+      <w:pPr>
+        <w:pStyle w:val="Heading2"/>
+      </w:pPr>
+      <w:r>
+        <w:t xml:space="preserve">Global brokers data</w:t>
+      </w:r>
+    </w:p>
+    <w:bookmarkEnd w:id="25"/>
+    <w:bookmarkStart w:id="26" w:name="X7f87309a005e3df5fcdb1448ada0ef6ab8a1909"/>
+    <w:p>
+      <w:pPr>
+        <w:pStyle w:val="Heading2"/>
+      </w:pPr>
+      <w:r>
+        <w:t xml:space="preserve">Global caches data</w:t>
+      </w:r>
+    </w:p>
+    <w:tbl>
+      <w:tblPr>
+        <w:tblStyle w:val="FigureTable"/>
+        <w:tblW w:type="auto" w:w="0"/>
+        <w:tblLook w:firstRow="0" w:lastRow="0" w:firstColumn="0" w:lastColumn="0"/>
+        <w:jc w:val="center"/>
+      </w:tblPr>
+      <w:tblGrid>
+        <w:gridCol w:w="7920"/>
+      </w:tblGrid>
+      <w:tr>
+        <w:tc>
+          <w:tcPr/>
+          <w:p>
+            <w:pPr>
+              <w:pStyle w:val="Compact"/>
+              <w:jc w:val="center"/>
+            </w:pPr>
+            <w:r>
+              <w:t xml:space="preserve">01 LOGIN</w:t>
+            </w:r>
+          </w:p>
+        </w:tc>
+      </w:tr>
+    </w:tbl>
+    <w:p>
+      <w:pPr>
+        <w:pStyle w:val="BodyText"/>
+      </w:pPr>
+      <w:r>
+        <w:t xml:space="preserve">Log in as gisc_user</w:t>
+      </w:r>
+    </w:p>
+    <w:tbl>
+      <w:tblPr>
+        <w:tblStyle w:val="FigureTable"/>
+        <w:tblW w:type="auto" w:w="0"/>
+        <w:tblLook w:firstRow="0" w:lastRow="0" w:firstColumn="0" w:lastColumn="0"/>
+        <w:jc w:val="center"/>
+      </w:tblPr>
+      <w:tblGrid>
+        <w:gridCol w:w="7920"/>
+      </w:tblGrid>
+      <w:tr>
+        <w:tc>
+          <w:tcPr/>
+          <w:p>
+            <w:pPr>
+              <w:pStyle w:val="Compact"/>
+              <w:jc w:val="center"/>
+            </w:pPr>
+            <w:r>
+              <w:t xml:space="preserve">02 GC Dashboard</w:t>
+            </w:r>
+          </w:p>
+        </w:tc>
+      </w:tr>
+    </w:tbl>
+    <w:p>
+      <w:pPr>
+        <w:pStyle w:val="BodyText"/>
+      </w:pPr>
+      <w:r>
+        <w:t xml:space="preserve">Click on Dashboards, then wis2-gisc-GC</w:t>
+      </w:r>
+    </w:p>
+    <w:tbl>
+      <w:tblPr>
+        <w:tblStyle w:val="FigureTable"/>
+        <w:tblW w:type="auto" w:w="0"/>
+        <w:tblLook w:firstRow="0" w:lastRow="0" w:firstColumn="0" w:lastColumn="0"/>
+        <w:jc w:val="center"/>
+      </w:tblPr>
+      <w:tblGrid>
+        <w:gridCol w:w="7920"/>
+      </w:tblGrid>
+      <w:tr>
+        <w:tc>
+          <w:tcPr/>
+          <w:p>
+            <w:pPr>
+              <w:pStyle w:val="Compact"/>
+              <w:jc w:val="center"/>
+            </w:pPr>
+            <w:r>
+              <w:t xml:space="preserve">03 GC Data</w:t>
+            </w:r>
+          </w:p>
+        </w:tc>
+      </w:tr>
+    </w:tbl>
+    <w:p>
+      <w:pPr>
+        <w:pStyle w:val="BodyText"/>
+      </w:pPr>
+      <w:r>
+        <w:t xml:space="preserve">Select GC and read value</w:t>
+      </w:r>
+    </w:p>
+    <w:p>
+      <w:pPr>
+        <w:pStyle w:val="BodyText"/>
+      </w:pPr>
+      <w:r>
         <w:t xml:space="preserve">Check has to be performed at roster start and roster end. Additional dates can also be added.</w:t>
       </w:r>
     </w:p>
-    <w:bookmarkEnd w:id="25"/>
-    <w:bookmarkStart w:id="27" w:name="X987d45cd9a73f8b40ff026950730b0f1e33d674"/>
+    <w:bookmarkEnd w:id="26"/>
+    <w:bookmarkEnd w:id="27"/>
+    <w:bookmarkStart w:id="29" w:name="X987d45cd9a73f8b40ff026950730b0f1e33d674"/>
     <w:p>
       <w:pPr>
         <w:pStyle w:val="Heading1"/>
@@ -2496,7 +2627,7 @@
       <w:r>
         <w:t xml:space="preserve"> </w:t>
       </w:r>
-      <w:hyperlink r:id="rId26">
+      <w:hyperlink r:id="rId28">
         <w:r>
           <w:rPr>
             <w:rStyle w:val="Hyperlink"/>
@@ -2508,8 +2639,8 @@
         <w:t xml:space="preserve">.</w:t>
       </w:r>
     </w:p>
-    <w:bookmarkEnd w:id="27"/>
-    <w:bookmarkStart w:id="28" w:name="X51773c61b6f2cf386079ff0fb51c7ad176d67d4"/>
+    <w:bookmarkEnd w:id="29"/>
+    <w:bookmarkStart w:id="30" w:name="X51773c61b6f2cf386079ff0fb51c7ad176d67d4"/>
     <w:p>
       <w:pPr>
         <w:pStyle w:val="Heading1"/>
@@ -2583,8 +2714,8 @@
         <w:t xml:space="preserve">Most tickets are expected to be created automatically by the GISC Monitoring system</w:t>
       </w:r>
     </w:p>
-    <w:bookmarkEnd w:id="28"/>
-    <w:bookmarkStart w:id="32" w:name="X79b541e1ef64a0b37f86a9f085c18718a348a7e"/>
+    <w:bookmarkEnd w:id="30"/>
+    <w:bookmarkStart w:id="34" w:name="X79b541e1ef64a0b37f86a9f085c18718a348a7e"/>
     <w:p>
       <w:pPr>
         <w:pStyle w:val="Heading1"/>
@@ -2614,7 +2745,7 @@
       <w:r>
         <w:t xml:space="preserve"> </w:t>
       </w:r>
-      <w:hyperlink r:id="rId26">
+      <w:hyperlink r:id="rId28">
         <w:r>
           <w:rPr>
             <w:rStyle w:val="Hyperlink"/>
@@ -2636,7 +2767,7 @@
       <w:r>
         <w:t xml:space="preserve"> </w:t>
       </w:r>
-      <w:hyperlink r:id="rId29">
+      <w:hyperlink r:id="rId31">
         <w:r>
           <w:rPr>
             <w:rStyle w:val="Hyperlink"/>
@@ -2734,7 +2865,7 @@
       <w:r>
         <w:t xml:space="preserve"> </w:t>
       </w:r>
-      <w:hyperlink r:id="rId30">
+      <w:hyperlink r:id="rId32">
         <w:r>
           <w:rPr>
             <w:rStyle w:val="Hyperlink"/>
@@ -2781,7 +2912,7 @@
         <w:t xml:space="preserve">Table-1: Priority Levels</w:t>
       </w:r>
     </w:p>
-    <w:bookmarkStart w:id="31" w:name="Xe845f501af92fe026b96fe859d037567317632f"/>
+    <w:bookmarkStart w:id="33" w:name="Xe845f501af92fe026b96fe859d037567317632f"/>
     <w:p>
       <w:pPr>
         <w:pStyle w:val="Heading2"/>
@@ -3179,9 +3310,9 @@
         </w:tc>
       </w:tr>
     </w:tbl>
-    <w:bookmarkEnd w:id="31"/>
-    <w:bookmarkEnd w:id="32"/>
-    <w:bookmarkStart w:id="37" w:name="Xa303eeaef2342a49b90f82500d40be955b57221"/>
+    <w:bookmarkEnd w:id="33"/>
+    <w:bookmarkEnd w:id="34"/>
+    <w:bookmarkStart w:id="39" w:name="Xa303eeaef2342a49b90f82500d40be955b57221"/>
     <w:p>
       <w:pPr>
         <w:pStyle w:val="Heading1"/>
@@ -3190,7 +3321,7 @@
         <w:t xml:space="preserve">PART IV. Procedures for Handover</w:t>
       </w:r>
     </w:p>
-    <w:bookmarkStart w:id="33" w:name="X33552956ff26c37b01aed0b53bd210d9e5ed6c7"/>
+    <w:bookmarkStart w:id="35" w:name="X33552956ff26c37b01aed0b53bd210d9e5ed6c7"/>
     <w:p>
       <w:pPr>
         <w:pStyle w:val="Heading2"/>
@@ -3276,8 +3407,8 @@
         <w:t xml:space="preserve">The purpose is to ensure continuity by splitting the remaining period between the two GISCs if needed.</w:t>
       </w:r>
     </w:p>
-    <w:bookmarkEnd w:id="33"/>
-    <w:bookmarkStart w:id="36" w:name="X05e2b0c81db3a44a7d803a778ca90453dba5d44"/>
+    <w:bookmarkEnd w:id="35"/>
+    <w:bookmarkStart w:id="38" w:name="X05e2b0c81db3a44a7d803a778ca90453dba5d44"/>
     <w:p>
       <w:pPr>
         <w:pStyle w:val="Heading2"/>
@@ -3362,7 +3493,7 @@
       <w:r>
         <w:t xml:space="preserve"> </w:t>
       </w:r>
-      <w:hyperlink r:id="rId34">
+      <w:hyperlink r:id="rId36">
         <w:r>
           <w:rPr>
             <w:rStyle w:val="Hyperlink"/>
@@ -3414,7 +3545,7 @@
       <w:r>
         <w:t xml:space="preserve"> </w:t>
       </w:r>
-      <w:hyperlink r:id="rId35">
+      <w:hyperlink r:id="rId37">
         <w:r>
           <w:rPr>
             <w:rStyle w:val="Hyperlink"/>
@@ -3434,9 +3565,9 @@
         <w:t xml:space="preserve">A sample Handover email</w:t>
       </w:r>
     </w:p>
-    <w:bookmarkEnd w:id="36"/>
-    <w:bookmarkEnd w:id="37"/>
-    <w:bookmarkStart w:id="38" w:name="Xb8428fbc8de5013631c8bb1d079f38e3533a3d7"/>
+    <w:bookmarkEnd w:id="38"/>
+    <w:bookmarkEnd w:id="39"/>
+    <w:bookmarkStart w:id="40" w:name="Xb8428fbc8de5013631c8bb1d079f38e3533a3d7"/>
     <w:p>
       <w:pPr>
         <w:pStyle w:val="Heading1"/>
@@ -3593,8 +3724,8 @@
         <w:t xml:space="preserve">GISC Toulouse</w:t>
       </w:r>
     </w:p>
-    <w:bookmarkEnd w:id="38"/>
-    <w:bookmarkStart w:id="39" w:name="X33672f9d5e02526fe30ce1fd643a1d90de17cbb"/>
+    <w:bookmarkEnd w:id="40"/>
+    <w:bookmarkStart w:id="41" w:name="X33672f9d5e02526fe30ce1fd643a1d90de17cbb"/>
     <w:p>
       <w:pPr>
         <w:pStyle w:val="Heading1"/>
@@ -3611,7 +3742,7 @@
         <w:t xml:space="preserve">For any issue related to GISC Watch that requires escalation, the Chair of ET-WISOP is the first escalation point for all GISCs</w:t>
       </w:r>
     </w:p>
-    <w:bookmarkEnd w:id="39"/>
+    <w:bookmarkEnd w:id="41"/>
     <w:sectPr/>
   </w:body>
 </w:document>

--- a/gisc-watch-guide/wis2-gisc-watch-guide.docx
+++ b/gisc-watch-guide/wis2-gisc-watch-guide.docx
@@ -419,7 +419,7 @@
         <w:pStyle w:val="BodyText"/>
       </w:pPr>
       <w:r>
-        <w:t xml:space="preserve">Basic principles:</w:t>
+        <w:t xml:space="preserve">Basic Principles:</w:t>
       </w:r>
     </w:p>
     <w:p>

--- a/gisc-watch-guide/wis2-gisc-watch-guide.docx
+++ b/gisc-watch-guide/wis2-gisc-watch-guide.docx
@@ -397,7 +397,7 @@
       </w:r>
     </w:p>
     <w:bookmarkEnd w:id="22"/>
-    <w:bookmarkStart w:id="27" w:name="X813d147c553cb791fb00ba256109556ef0203e1"/>
+    <w:bookmarkStart w:id="36" w:name="X813d147c553cb791fb00ba256109556ef0203e1"/>
     <w:p>
       <w:pPr>
         <w:pStyle w:val="Heading1"/>
@@ -2490,7 +2490,7 @@
       </w:r>
     </w:p>
     <w:bookmarkEnd w:id="25"/>
-    <w:bookmarkStart w:id="26" w:name="X7f87309a005e3df5fcdb1448ada0ef6ab8a1909"/>
+    <w:bookmarkStart w:id="35" w:name="X7f87309a005e3df5fcdb1448ada0ef6ab8a1909"/>
     <w:p>
       <w:pPr>
         <w:pStyle w:val="Heading2"/>
@@ -2499,116 +2499,182 @@
         <w:t xml:space="preserve">Global caches data</w:t>
       </w:r>
     </w:p>
-    <w:tbl>
-      <w:tblPr>
-        <w:tblStyle w:val="FigureTable"/>
-        <w:tblW w:type="auto" w:w="0"/>
-        <w:tblLook w:firstRow="0" w:lastRow="0" w:firstColumn="0" w:lastColumn="0"/>
-        <w:jc w:val="center"/>
-      </w:tblPr>
-      <w:tblGrid>
-        <w:gridCol w:w="7920"/>
-      </w:tblGrid>
-      <w:tr>
-        <w:tc>
-          <w:tcPr/>
-          <w:p>
-            <w:pPr>
-              <w:pStyle w:val="Compact"/>
-              <w:jc w:val="center"/>
-            </w:pPr>
-            <w:r>
-              <w:t xml:space="preserve">01 LOGIN</w:t>
-            </w:r>
-          </w:p>
-        </w:tc>
-      </w:tr>
-    </w:tbl>
+    <w:p>
+      <w:pPr>
+        <w:pStyle w:val="Figure"/>
+      </w:pPr>
+      <w:r>
+        <w:drawing>
+          <wp:inline>
+            <wp:extent cx="5232400" cy="2070100"/>
+            <wp:effectExtent b="0" l="0" r="0" t="0"/>
+            <wp:docPr descr="01 LOGIN" title="" id="27" name="Picture"/>
+            <a:graphic>
+              <a:graphicData uri="http://schemas.openxmlformats.org/drawingml/2006/picture">
+                <pic:pic>
+                  <pic:nvPicPr>
+                    <pic:cNvPr descr="images/01_LOGIN.jpeg" id="28" name="Picture"/>
+                    <pic:cNvPicPr>
+                      <a:picLocks noChangeArrowheads="1" noChangeAspect="1"/>
+                    </pic:cNvPicPr>
+                  </pic:nvPicPr>
+                  <pic:blipFill>
+                    <a:blip r:embed="rId26"/>
+                    <a:stretch>
+                      <a:fillRect/>
+                    </a:stretch>
+                  </pic:blipFill>
+                  <pic:spPr bwMode="auto">
+                    <a:xfrm>
+                      <a:off x="0" y="0"/>
+                      <a:ext cx="5232400" cy="2070100"/>
+                    </a:xfrm>
+                    <a:prstGeom prst="rect">
+                      <a:avLst/>
+                    </a:prstGeom>
+                    <a:noFill/>
+                    <a:ln w="9525">
+                      <a:noFill/>
+                      <a:headEnd/>
+                      <a:tailEnd/>
+                    </a:ln>
+                  </pic:spPr>
+                </pic:pic>
+              </a:graphicData>
+            </a:graphic>
+          </wp:inline>
+        </w:drawing>
+      </w:r>
+    </w:p>
+    <w:p>
+      <w:pPr>
+        <w:pStyle w:val="FirstParagraph"/>
+      </w:pPr>
+      <w:r>
+        <w:t xml:space="preserve">Log in as gisc_user</w:t>
+      </w:r>
+    </w:p>
+    <w:p>
+      <w:pPr>
+        <w:pStyle w:val="Figure"/>
+      </w:pPr>
+      <w:r>
+        <w:drawing>
+          <wp:inline>
+            <wp:extent cx="5334000" cy="3215386"/>
+            <wp:effectExtent b="0" l="0" r="0" t="0"/>
+            <wp:docPr descr="02 GC Dashboard" title="" id="30" name="Picture"/>
+            <a:graphic>
+              <a:graphicData uri="http://schemas.openxmlformats.org/drawingml/2006/picture">
+                <pic:pic>
+                  <pic:nvPicPr>
+                    <pic:cNvPr descr="images/02_GC_Dashboard.jpeg" id="31" name="Picture"/>
+                    <pic:cNvPicPr>
+                      <a:picLocks noChangeArrowheads="1" noChangeAspect="1"/>
+                    </pic:cNvPicPr>
+                  </pic:nvPicPr>
+                  <pic:blipFill>
+                    <a:blip r:embed="rId29"/>
+                    <a:stretch>
+                      <a:fillRect/>
+                    </a:stretch>
+                  </pic:blipFill>
+                  <pic:spPr bwMode="auto">
+                    <a:xfrm>
+                      <a:off x="0" y="0"/>
+                      <a:ext cx="5334000" cy="3215386"/>
+                    </a:xfrm>
+                    <a:prstGeom prst="rect">
+                      <a:avLst/>
+                    </a:prstGeom>
+                    <a:noFill/>
+                    <a:ln w="9525">
+                      <a:noFill/>
+                      <a:headEnd/>
+                      <a:tailEnd/>
+                    </a:ln>
+                  </pic:spPr>
+                </pic:pic>
+              </a:graphicData>
+            </a:graphic>
+          </wp:inline>
+        </w:drawing>
+      </w:r>
+    </w:p>
+    <w:p>
+      <w:pPr>
+        <w:pStyle w:val="FirstParagraph"/>
+      </w:pPr>
+      <w:r>
+        <w:t xml:space="preserve">Click on Dashboards, then wis2-gisc-GC</w:t>
+      </w:r>
+    </w:p>
+    <w:p>
+      <w:pPr>
+        <w:pStyle w:val="Figure"/>
+      </w:pPr>
+      <w:r>
+        <w:drawing>
+          <wp:inline>
+            <wp:extent cx="5334000" cy="3155836"/>
+            <wp:effectExtent b="0" l="0" r="0" t="0"/>
+            <wp:docPr descr="03 GC Data" title="" id="33" name="Picture"/>
+            <a:graphic>
+              <a:graphicData uri="http://schemas.openxmlformats.org/drawingml/2006/picture">
+                <pic:pic>
+                  <pic:nvPicPr>
+                    <pic:cNvPr descr="images/03_GC-Data.jpeg" id="34" name="Picture"/>
+                    <pic:cNvPicPr>
+                      <a:picLocks noChangeArrowheads="1" noChangeAspect="1"/>
+                    </pic:cNvPicPr>
+                  </pic:nvPicPr>
+                  <pic:blipFill>
+                    <a:blip r:embed="rId32"/>
+                    <a:stretch>
+                      <a:fillRect/>
+                    </a:stretch>
+                  </pic:blipFill>
+                  <pic:spPr bwMode="auto">
+                    <a:xfrm>
+                      <a:off x="0" y="0"/>
+                      <a:ext cx="5334000" cy="3155836"/>
+                    </a:xfrm>
+                    <a:prstGeom prst="rect">
+                      <a:avLst/>
+                    </a:prstGeom>
+                    <a:noFill/>
+                    <a:ln w="9525">
+                      <a:noFill/>
+                      <a:headEnd/>
+                      <a:tailEnd/>
+                    </a:ln>
+                  </pic:spPr>
+                </pic:pic>
+              </a:graphicData>
+            </a:graphic>
+          </wp:inline>
+        </w:drawing>
+      </w:r>
+    </w:p>
+    <w:p>
+      <w:pPr>
+        <w:pStyle w:val="FirstParagraph"/>
+      </w:pPr>
+      <w:r>
+        <w:t xml:space="preserve">Select GC and read value</w:t>
+      </w:r>
+    </w:p>
     <w:p>
       <w:pPr>
         <w:pStyle w:val="BodyText"/>
       </w:pPr>
       <w:r>
-        <w:t xml:space="preserve">Log in as gisc_user</w:t>
-      </w:r>
-    </w:p>
-    <w:tbl>
-      <w:tblPr>
-        <w:tblStyle w:val="FigureTable"/>
-        <w:tblW w:type="auto" w:w="0"/>
-        <w:tblLook w:firstRow="0" w:lastRow="0" w:firstColumn="0" w:lastColumn="0"/>
-        <w:jc w:val="center"/>
-      </w:tblPr>
-      <w:tblGrid>
-        <w:gridCol w:w="7920"/>
-      </w:tblGrid>
-      <w:tr>
-        <w:tc>
-          <w:tcPr/>
-          <w:p>
-            <w:pPr>
-              <w:pStyle w:val="Compact"/>
-              <w:jc w:val="center"/>
-            </w:pPr>
-            <w:r>
-              <w:t xml:space="preserve">02 GC Dashboard</w:t>
-            </w:r>
-          </w:p>
-        </w:tc>
-      </w:tr>
-    </w:tbl>
-    <w:p>
-      <w:pPr>
-        <w:pStyle w:val="BodyText"/>
-      </w:pPr>
-      <w:r>
-        <w:t xml:space="preserve">Click on Dashboards, then wis2-gisc-GC</w:t>
-      </w:r>
-    </w:p>
-    <w:tbl>
-      <w:tblPr>
-        <w:tblStyle w:val="FigureTable"/>
-        <w:tblW w:type="auto" w:w="0"/>
-        <w:tblLook w:firstRow="0" w:lastRow="0" w:firstColumn="0" w:lastColumn="0"/>
-        <w:jc w:val="center"/>
-      </w:tblPr>
-      <w:tblGrid>
-        <w:gridCol w:w="7920"/>
-      </w:tblGrid>
-      <w:tr>
-        <w:tc>
-          <w:tcPr/>
-          <w:p>
-            <w:pPr>
-              <w:pStyle w:val="Compact"/>
-              <w:jc w:val="center"/>
-            </w:pPr>
-            <w:r>
-              <w:t xml:space="preserve">03 GC Data</w:t>
-            </w:r>
-          </w:p>
-        </w:tc>
-      </w:tr>
-    </w:tbl>
-    <w:p>
-      <w:pPr>
-        <w:pStyle w:val="BodyText"/>
-      </w:pPr>
-      <w:r>
-        <w:t xml:space="preserve">Select GC and read value</w:t>
-      </w:r>
-    </w:p>
-    <w:p>
-      <w:pPr>
-        <w:pStyle w:val="BodyText"/>
-      </w:pPr>
-      <w:r>
         <w:t xml:space="preserve">Check has to be performed at roster start and roster end. Additional dates can also be added.</w:t>
       </w:r>
     </w:p>
-    <w:bookmarkEnd w:id="26"/>
-    <w:bookmarkEnd w:id="27"/>
-    <w:bookmarkStart w:id="29" w:name="X987d45cd9a73f8b40ff026950730b0f1e33d674"/>
+    <w:bookmarkEnd w:id="35"/>
+    <w:bookmarkEnd w:id="36"/>
+    <w:bookmarkStart w:id="38" w:name="X987d45cd9a73f8b40ff026950730b0f1e33d674"/>
     <w:p>
       <w:pPr>
         <w:pStyle w:val="Heading1"/>
@@ -2627,7 +2693,7 @@
       <w:r>
         <w:t xml:space="preserve"> </w:t>
       </w:r>
-      <w:hyperlink r:id="rId28">
+      <w:hyperlink r:id="rId37">
         <w:r>
           <w:rPr>
             <w:rStyle w:val="Hyperlink"/>
@@ -2639,8 +2705,8 @@
         <w:t xml:space="preserve">.</w:t>
       </w:r>
     </w:p>
-    <w:bookmarkEnd w:id="29"/>
-    <w:bookmarkStart w:id="30" w:name="X51773c61b6f2cf386079ff0fb51c7ad176d67d4"/>
+    <w:bookmarkEnd w:id="38"/>
+    <w:bookmarkStart w:id="39" w:name="X51773c61b6f2cf386079ff0fb51c7ad176d67d4"/>
     <w:p>
       <w:pPr>
         <w:pStyle w:val="Heading1"/>
@@ -2714,8 +2780,8 @@
         <w:t xml:space="preserve">Most tickets are expected to be created automatically by the GISC Monitoring system</w:t>
       </w:r>
     </w:p>
-    <w:bookmarkEnd w:id="30"/>
-    <w:bookmarkStart w:id="34" w:name="X79b541e1ef64a0b37f86a9f085c18718a348a7e"/>
+    <w:bookmarkEnd w:id="39"/>
+    <w:bookmarkStart w:id="43" w:name="X79b541e1ef64a0b37f86a9f085c18718a348a7e"/>
     <w:p>
       <w:pPr>
         <w:pStyle w:val="Heading1"/>
@@ -2745,7 +2811,7 @@
       <w:r>
         <w:t xml:space="preserve"> </w:t>
       </w:r>
-      <w:hyperlink r:id="rId28">
+      <w:hyperlink r:id="rId37">
         <w:r>
           <w:rPr>
             <w:rStyle w:val="Hyperlink"/>
@@ -2767,7 +2833,7 @@
       <w:r>
         <w:t xml:space="preserve"> </w:t>
       </w:r>
-      <w:hyperlink r:id="rId31">
+      <w:hyperlink r:id="rId40">
         <w:r>
           <w:rPr>
             <w:rStyle w:val="Hyperlink"/>
@@ -2865,7 +2931,7 @@
       <w:r>
         <w:t xml:space="preserve"> </w:t>
       </w:r>
-      <w:hyperlink r:id="rId32">
+      <w:hyperlink r:id="rId41">
         <w:r>
           <w:rPr>
             <w:rStyle w:val="Hyperlink"/>
@@ -2912,7 +2978,7 @@
         <w:t xml:space="preserve">Table-1: Priority Levels</w:t>
       </w:r>
     </w:p>
-    <w:bookmarkStart w:id="33" w:name="Xe845f501af92fe026b96fe859d037567317632f"/>
+    <w:bookmarkStart w:id="42" w:name="Xe845f501af92fe026b96fe859d037567317632f"/>
     <w:p>
       <w:pPr>
         <w:pStyle w:val="Heading2"/>
@@ -3310,9 +3376,9 @@
         </w:tc>
       </w:tr>
     </w:tbl>
-    <w:bookmarkEnd w:id="33"/>
-    <w:bookmarkEnd w:id="34"/>
-    <w:bookmarkStart w:id="39" w:name="Xa303eeaef2342a49b90f82500d40be955b57221"/>
+    <w:bookmarkEnd w:id="42"/>
+    <w:bookmarkEnd w:id="43"/>
+    <w:bookmarkStart w:id="48" w:name="Xa303eeaef2342a49b90f82500d40be955b57221"/>
     <w:p>
       <w:pPr>
         <w:pStyle w:val="Heading1"/>
@@ -3321,7 +3387,7 @@
         <w:t xml:space="preserve">PART IV. Procedures for Handover</w:t>
       </w:r>
     </w:p>
-    <w:bookmarkStart w:id="35" w:name="X33552956ff26c37b01aed0b53bd210d9e5ed6c7"/>
+    <w:bookmarkStart w:id="44" w:name="X33552956ff26c37b01aed0b53bd210d9e5ed6c7"/>
     <w:p>
       <w:pPr>
         <w:pStyle w:val="Heading2"/>
@@ -3407,8 +3473,8 @@
         <w:t xml:space="preserve">The purpose is to ensure continuity by splitting the remaining period between the two GISCs if needed.</w:t>
       </w:r>
     </w:p>
-    <w:bookmarkEnd w:id="35"/>
-    <w:bookmarkStart w:id="38" w:name="X05e2b0c81db3a44a7d803a778ca90453dba5d44"/>
+    <w:bookmarkEnd w:id="44"/>
+    <w:bookmarkStart w:id="47" w:name="X05e2b0c81db3a44a7d803a778ca90453dba5d44"/>
     <w:p>
       <w:pPr>
         <w:pStyle w:val="Heading2"/>
@@ -3493,7 +3559,7 @@
       <w:r>
         <w:t xml:space="preserve"> </w:t>
       </w:r>
-      <w:hyperlink r:id="rId36">
+      <w:hyperlink r:id="rId45">
         <w:r>
           <w:rPr>
             <w:rStyle w:val="Hyperlink"/>
@@ -3545,7 +3611,7 @@
       <w:r>
         <w:t xml:space="preserve"> </w:t>
       </w:r>
-      <w:hyperlink r:id="rId37">
+      <w:hyperlink r:id="rId46">
         <w:r>
           <w:rPr>
             <w:rStyle w:val="Hyperlink"/>
@@ -3565,9 +3631,9 @@
         <w:t xml:space="preserve">A sample Handover email</w:t>
       </w:r>
     </w:p>
-    <w:bookmarkEnd w:id="38"/>
-    <w:bookmarkEnd w:id="39"/>
-    <w:bookmarkStart w:id="40" w:name="Xb8428fbc8de5013631c8bb1d079f38e3533a3d7"/>
+    <w:bookmarkEnd w:id="47"/>
+    <w:bookmarkEnd w:id="48"/>
+    <w:bookmarkStart w:id="49" w:name="Xb8428fbc8de5013631c8bb1d079f38e3533a3d7"/>
     <w:p>
       <w:pPr>
         <w:pStyle w:val="Heading1"/>
@@ -3724,8 +3790,8 @@
         <w:t xml:space="preserve">GISC Toulouse</w:t>
       </w:r>
     </w:p>
-    <w:bookmarkEnd w:id="40"/>
-    <w:bookmarkStart w:id="41" w:name="X33672f9d5e02526fe30ce1fd643a1d90de17cbb"/>
+    <w:bookmarkEnd w:id="49"/>
+    <w:bookmarkStart w:id="50" w:name="X33672f9d5e02526fe30ce1fd643a1d90de17cbb"/>
     <w:p>
       <w:pPr>
         <w:pStyle w:val="Heading1"/>
@@ -3742,7 +3808,7 @@
         <w:t xml:space="preserve">For any issue related to GISC Watch that requires escalation, the Chair of ET-WISOP is the first escalation point for all GISCs</w:t>
       </w:r>
     </w:p>
-    <w:bookmarkEnd w:id="41"/>
+    <w:bookmarkEnd w:id="50"/>
     <w:sectPr/>
   </w:body>
 </w:document>

--- a/gisc-watch-guide/wis2-gisc-watch-guide.docx
+++ b/gisc-watch-guide/wis2-gisc-watch-guide.docx
@@ -33,7 +33,7 @@
         <w:pStyle w:val="Date"/>
       </w:pPr>
       <w:r>
-        <w:t xml:space="preserve">2025-06-18</w:t>
+        <w:t xml:space="preserve">2025-06-24</w:t>
       </w:r>
     </w:p>
     <w:p>
@@ -86,7 +86,7 @@
               <w:jc w:val="left"/>
             </w:pPr>
             <w:r>
-              <w:t xml:space="preserve">Date: 2025-06-18</w:t>
+              <w:t xml:space="preserve">Date: 2025-06-24</w:t>
             </w:r>
           </w:p>
         </w:tc>

--- a/gisc-watch-guide/wis2-gisc-watch-guide.docx
+++ b/gisc-watch-guide/wis2-gisc-watch-guide.docx
@@ -33,7 +33,7 @@
         <w:pStyle w:val="Date"/>
       </w:pPr>
       <w:r>
-        <w:t xml:space="preserve">2026-02-05</w:t>
+        <w:t xml:space="preserve">2026-03-16</w:t>
       </w:r>
     </w:p>
     <w:p>
@@ -86,7 +86,7 @@
               <w:jc w:val="left"/>
             </w:pPr>
             <w:r>
-              <w:t xml:space="preserve">Date: 2026-02-05</w:t>
+              <w:t xml:space="preserve">Date: 2026-03-16</w:t>
             </w:r>
           </w:p>
         </w:tc>

--- a/gisc-watch-guide/wis2-gisc-watch-guide.docx
+++ b/gisc-watch-guide/wis2-gisc-watch-guide.docx
@@ -33,7 +33,7 @@
         <w:pStyle w:val="Date"/>
       </w:pPr>
       <w:r>
-        <w:t xml:space="preserve">2026-03-16</w:t>
+        <w:t xml:space="preserve">2026-03-19</w:t>
       </w:r>
     </w:p>
     <w:p>
@@ -86,7 +86,7 @@
               <w:jc w:val="left"/>
             </w:pPr>
             <w:r>
-              <w:t xml:space="preserve">Date: 2026-03-16</w:t>
+              <w:t xml:space="preserve">Date: 2026-03-19</w:t>
             </w:r>
           </w:p>
         </w:tc>

--- a/gisc-watch-guide/wis2-gisc-watch-guide.docx
+++ b/gisc-watch-guide/wis2-gisc-watch-guide.docx
@@ -33,7 +33,7 @@
         <w:pStyle w:val="Date"/>
       </w:pPr>
       <w:r>
-        <w:t xml:space="preserve">2026-03-19</w:t>
+        <w:t xml:space="preserve">2026-05-20</w:t>
       </w:r>
     </w:p>
     <w:p>
@@ -86,7 +86,7 @@
               <w:jc w:val="left"/>
             </w:pPr>
             <w:r>
-              <w:t xml:space="preserve">Date: 2026-03-19</w:t>
+              <w:t xml:space="preserve">Date: 2026-05-20</w:t>
             </w:r>
           </w:p>
         </w:tc>

--- a/gisc-watch-guide/wis2-gisc-watch-guide.docx
+++ b/gisc-watch-guide/wis2-gisc-watch-guide.docx
@@ -33,7 +33,7 @@
         <w:pStyle w:val="Date"/>
       </w:pPr>
       <w:r>
-        <w:t xml:space="preserve">2026-05-20</w:t>
+        <w:t xml:space="preserve">2026-06-18</w:t>
       </w:r>
     </w:p>
     <w:p>
@@ -86,7 +86,7 @@
               <w:jc w:val="left"/>
             </w:pPr>
             <w:r>
-              <w:t xml:space="preserve">Date: 2026-05-20</w:t>
+              <w:t xml:space="preserve">Date: 2026-06-18</w:t>
             </w:r>
           </w:p>
         </w:tc>

--- a/gisc-watch-guide/wis2-gisc-watch-guide.docx
+++ b/gisc-watch-guide/wis2-gisc-watch-guide.docx
@@ -33,7 +33,7 @@
         <w:pStyle w:val="Date"/>
       </w:pPr>
       <w:r>
-        <w:t xml:space="preserve">2026-06-18</w:t>
+        <w:t xml:space="preserve">2026-06-22</w:t>
       </w:r>
     </w:p>
     <w:p>
@@ -86,7 +86,7 @@
               <w:jc w:val="left"/>
             </w:pPr>
             <w:r>
-              <w:t xml:space="preserve">Date: 2026-06-18</w:t>
+              <w:t xml:space="preserve">Date: 2026-06-22</w:t>
             </w:r>
           </w:p>
         </w:tc>

--- a/gisc-watch-guide/wis2-gisc-watch-guide.docx
+++ b/gisc-watch-guide/wis2-gisc-watch-guide.docx
@@ -3529,7 +3529,7 @@
       </w:r>
     </w:p>
     <w:bookmarkEnd w:id="89"/>
-    <w:bookmarkStart w:id="90" w:name="X51773c61b6f2cf386079ff0fb51c7ad176d67d4"/>
+    <w:bookmarkStart w:id="91" w:name="X51773c61b6f2cf386079ff0fb51c7ad176d67d4"/>
     <w:p>
       <w:pPr>
         <w:pStyle w:val="Heading2"/>
@@ -3600,11 +3600,33 @@
         </w:numPr>
       </w:pPr>
       <w:r>
-        <w:t xml:space="preserve">Most tickets are expected to be created automatically by the GISC Monitoring system</w:t>
-      </w:r>
-    </w:p>
-    <w:bookmarkEnd w:id="90"/>
-    <w:bookmarkStart w:id="100" w:name="X79b541e1ef64a0b37f86a9f085c18718a348a7e"/>
+        <w:t xml:space="preserve">Most tickets are expected to be created automatically by both Global Monitor operators</w:t>
+      </w:r>
+    </w:p>
+    <w:p>
+      <w:pPr>
+        <w:numPr>
+          <w:ilvl w:val="0"/>
+          <w:numId w:val="1006"/>
+        </w:numPr>
+      </w:pPr>
+      <w:r>
+        <w:t xml:space="preserve">On 21 May 2026, both GMs enabled automatic ticket creation in the production JIRA platform. At present, only alert rules defined as “critical” severity in the WIS2 Metric Hierarchy repository (</w:t>
+      </w:r>
+      <w:hyperlink r:id="rId90">
+        <w:r>
+          <w:rPr>
+            <w:rStyle w:val="Hyperlink"/>
+          </w:rPr>
+          <w:t xml:space="preserve">https://github.com/wmo-im/wis2-metric-hierarchy/tree/main/alerts</w:t>
+        </w:r>
+      </w:hyperlink>
+      <w:r>
+        <w:t xml:space="preserve">) will trigger JIRA ticket generation.</w:t>
+      </w:r>
+    </w:p>
+    <w:bookmarkEnd w:id="91"/>
+    <w:bookmarkStart w:id="101" w:name="X79b541e1ef64a0b37f86a9f085c18718a348a7e"/>
     <w:p>
       <w:pPr>
         <w:pStyle w:val="Heading2"/>
@@ -3656,7 +3678,7 @@
       <w:r>
         <w:t xml:space="preserve"> </w:t>
       </w:r>
-      <w:hyperlink r:id="rId91">
+      <w:hyperlink r:id="rId92">
         <w:r>
           <w:rPr>
             <w:rStyle w:val="Hyperlink"/>
@@ -3734,18 +3756,18 @@
           <wp:inline>
             <wp:extent cx="5334000" cy="3153103"/>
             <wp:effectExtent b="0" l="0" r="0" t="0"/>
-            <wp:docPr descr="JIRA summary 01" title="" id="93" name="Picture"/>
+            <wp:docPr descr="JIRA summary 01" title="" id="94" name="Picture"/>
             <a:graphic>
               <a:graphicData uri="http://schemas.openxmlformats.org/drawingml/2006/picture">
                 <pic:pic>
                   <pic:nvPicPr>
-                    <pic:cNvPr descr="images/JIRA-summary-01.jpg" id="94" name="Picture"/>
+                    <pic:cNvPr descr="images/JIRA-summary-01.jpg" id="95" name="Picture"/>
                     <pic:cNvPicPr>
                       <a:picLocks noChangeArrowheads="1" noChangeAspect="1"/>
                     </pic:cNvPicPr>
                   </pic:nvPicPr>
                   <pic:blipFill>
-                    <a:blip r:embed="rId92"/>
+                    <a:blip r:embed="rId93"/>
                     <a:stretch>
                       <a:fillRect/>
                     </a:stretch>
@@ -3801,7 +3823,7 @@
       <w:r>
         <w:t xml:space="preserve"> </w:t>
       </w:r>
-      <w:hyperlink r:id="rId95">
+      <w:hyperlink r:id="rId96">
         <w:r>
           <w:rPr>
             <w:rStyle w:val="Hyperlink"/>
@@ -3842,6 +3864,17 @@
     </w:p>
     <w:p>
       <w:pPr>
+        <w:numPr>
+          <w:ilvl w:val="0"/>
+          <w:numId w:val="1011"/>
+        </w:numPr>
+      </w:pPr>
+      <w:r>
+        <w:t xml:space="preserve">Tickets can only be closed by the assignee with a summary. The reporter may reopen the tickets as needed.</w:t>
+      </w:r>
+    </w:p>
+    <w:p>
+      <w:pPr>
         <w:pStyle w:val="Figure"/>
       </w:pPr>
       <w:r>
@@ -3849,18 +3882,18 @@
           <wp:inline>
             <wp:extent cx="5334000" cy="2969622"/>
             <wp:effectExtent b="0" l="0" r="0" t="0"/>
-            <wp:docPr descr="JIRA summary 02" title="" id="97" name="Picture"/>
+            <wp:docPr descr="JIRA summary 02" title="" id="98" name="Picture"/>
             <a:graphic>
               <a:graphicData uri="http://schemas.openxmlformats.org/drawingml/2006/picture">
                 <pic:pic>
                   <pic:nvPicPr>
-                    <pic:cNvPr descr="images/JIRA-summary-02.jpg" id="98" name="Picture"/>
+                    <pic:cNvPr descr="images/JIRA-summary-02.jpg" id="99" name="Picture"/>
                     <pic:cNvPicPr>
                       <a:picLocks noChangeArrowheads="1" noChangeAspect="1"/>
                     </pic:cNvPicPr>
                   </pic:nvPicPr>
                   <pic:blipFill>
-                    <a:blip r:embed="rId96"/>
+                    <a:blip r:embed="rId97"/>
                     <a:stretch>
                       <a:fillRect/>
                     </a:stretch>
@@ -3895,7 +3928,7 @@
         <w:t xml:space="preserve">Table-1: Priority Levels</w:t>
       </w:r>
     </w:p>
-    <w:bookmarkStart w:id="99" w:name="Xe845f501af92fe026b96fe859d037567317632f"/>
+    <w:bookmarkStart w:id="100" w:name="Xe845f501af92fe026b96fe859d037567317632f"/>
     <w:p>
       <w:pPr>
         <w:pStyle w:val="Heading3"/>
@@ -4293,9 +4326,9 @@
         </w:tc>
       </w:tr>
     </w:tbl>
-    <w:bookmarkEnd w:id="99"/>
     <w:bookmarkEnd w:id="100"/>
-    <w:bookmarkStart w:id="107" w:name="Xa303eeaef2342a49b90f82500d40be955b57221"/>
+    <w:bookmarkEnd w:id="101"/>
+    <w:bookmarkStart w:id="108" w:name="Xa303eeaef2342a49b90f82500d40be955b57221"/>
     <w:p>
       <w:pPr>
         <w:pStyle w:val="Heading2"/>
@@ -4304,7 +4337,7 @@
         <w:t xml:space="preserve">PART IV. Procedures for Handover</w:t>
       </w:r>
     </w:p>
-    <w:bookmarkStart w:id="101" w:name="X33552956ff26c37b01aed0b53bd210d9e5ed6c7"/>
+    <w:bookmarkStart w:id="102" w:name="X33552956ff26c37b01aed0b53bd210d9e5ed6c7"/>
     <w:p>
       <w:pPr>
         <w:pStyle w:val="Heading3"/>
@@ -4390,8 +4423,8 @@
         <w:t xml:space="preserve">The purpose is to ensure continuity by splitting the remaining period between the two GISCs if needed.</w:t>
       </w:r>
     </w:p>
-    <w:bookmarkEnd w:id="101"/>
-    <w:bookmarkStart w:id="106" w:name="X05e2b0c81db3a44a7d803a778ca90453dba5d44"/>
+    <w:bookmarkEnd w:id="102"/>
+    <w:bookmarkStart w:id="107" w:name="X05e2b0c81db3a44a7d803a778ca90453dba5d44"/>
     <w:p>
       <w:pPr>
         <w:pStyle w:val="Heading3"/>
@@ -4476,7 +4509,7 @@
       <w:r>
         <w:t xml:space="preserve"> </w:t>
       </w:r>
-      <w:hyperlink r:id="rId102">
+      <w:hyperlink r:id="rId103">
         <w:r>
           <w:rPr>
             <w:rStyle w:val="Hyperlink"/>
@@ -4490,7 +4523,7 @@
       <w:r>
         <w:t xml:space="preserve"> </w:t>
       </w:r>
-      <w:hyperlink r:id="rId103">
+      <w:hyperlink r:id="rId104">
         <w:r>
           <w:rPr>
             <w:rStyle w:val="Hyperlink"/>
@@ -4512,7 +4545,7 @@
       <w:r>
         <w:t xml:space="preserve"> </w:t>
       </w:r>
-      <w:hyperlink r:id="rId104">
+      <w:hyperlink r:id="rId105">
         <w:r>
           <w:rPr>
             <w:rStyle w:val="Hyperlink"/>
@@ -4559,7 +4592,7 @@
       <w:r>
         <w:t xml:space="preserve"> </w:t>
       </w:r>
-      <w:hyperlink r:id="rId102">
+      <w:hyperlink r:id="rId103">
         <w:r>
           <w:rPr>
             <w:rStyle w:val="Hyperlink"/>
@@ -4573,7 +4606,7 @@
       <w:r>
         <w:t xml:space="preserve"> </w:t>
       </w:r>
-      <w:hyperlink r:id="rId105">
+      <w:hyperlink r:id="rId106">
         <w:r>
           <w:rPr>
             <w:rStyle w:val="Hyperlink"/>
@@ -4605,7 +4638,7 @@
       <w:r>
         <w:t xml:space="preserve"> </w:t>
       </w:r>
-      <w:hyperlink r:id="rId103">
+      <w:hyperlink r:id="rId104">
         <w:r>
           <w:rPr>
             <w:rStyle w:val="Hyperlink"/>
@@ -4628,9 +4661,9 @@
         <w:t xml:space="preserve">A sample Handover email</w:t>
       </w:r>
     </w:p>
-    <w:bookmarkEnd w:id="106"/>
     <w:bookmarkEnd w:id="107"/>
-    <w:bookmarkStart w:id="108" w:name="Xb8428fbc8de5013631c8bb1d079f38e3533a3d7"/>
+    <w:bookmarkEnd w:id="108"/>
+    <w:bookmarkStart w:id="109" w:name="Xb8428fbc8de5013631c8bb1d079f38e3533a3d7"/>
     <w:p>
       <w:pPr>
         <w:pStyle w:val="Heading2"/>
@@ -4796,8 +4829,8 @@
         <w:t xml:space="preserve">GISC Toulouse</w:t>
       </w:r>
     </w:p>
-    <w:bookmarkEnd w:id="108"/>
-    <w:bookmarkStart w:id="109" w:name="X33672f9d5e02526fe30ce1fd643a1d90de17cbb"/>
+    <w:bookmarkEnd w:id="109"/>
+    <w:bookmarkStart w:id="110" w:name="X33672f9d5e02526fe30ce1fd643a1d90de17cbb"/>
     <w:p>
       <w:pPr>
         <w:pStyle w:val="Heading2"/>
@@ -4814,8 +4847,8 @@
         <w:t xml:space="preserve">For any issue related to GISC Watch that requires escalation, the Chair of ET-WISOP is the first escalation point for all GISCs</w:t>
       </w:r>
     </w:p>
-    <w:bookmarkEnd w:id="109"/>
-    <w:bookmarkStart w:id="183" w:name="X0e8ea8de9d750dce5d4567e309d09fe1c54fb62"/>
+    <w:bookmarkEnd w:id="110"/>
+    <w:bookmarkStart w:id="184" w:name="X0e8ea8de9d750dce5d4567e309d09fe1c54fb62"/>
     <w:p>
       <w:pPr>
         <w:pStyle w:val="Heading1"/>
@@ -4824,7 +4857,7 @@
         <w:t xml:space="preserve">Appendix 1: IMS-GISC Operator Manual</w:t>
       </w:r>
     </w:p>
-    <w:bookmarkStart w:id="123" w:name="X8ea48e73dcab9f7186ef88d937f3528fec9c5da"/>
+    <w:bookmarkStart w:id="124" w:name="X8ea48e73dcab9f7186ef88d937f3528fec9c5da"/>
     <w:p>
       <w:pPr>
         <w:pStyle w:val="Heading2"/>
@@ -4833,7 +4866,7 @@
         <w:t xml:space="preserve">1. How to Login as External User</w:t>
       </w:r>
     </w:p>
-    <w:bookmarkStart w:id="114" w:name="X0c9f915648be82d95e3934e821416688db2bfd0"/>
+    <w:bookmarkStart w:id="115" w:name="X0c9f915648be82d95e3934e821416688db2bfd0"/>
     <w:p>
       <w:pPr>
         <w:pStyle w:val="Heading3"/>
@@ -4852,7 +4885,7 @@
       <w:r>
         <w:t xml:space="preserve"> </w:t>
       </w:r>
-      <w:hyperlink r:id="rId110">
+      <w:hyperlink r:id="rId111">
         <w:r>
           <w:rPr>
             <w:rStyle w:val="Hyperlink"/>
@@ -4870,18 +4903,18 @@
           <wp:inline>
             <wp:extent cx="4971569" cy="3273398"/>
             <wp:effectExtent b="0" l="0" r="0" t="0"/>
-            <wp:docPr descr="Step1.1" title="" id="112" name="Picture"/>
+            <wp:docPr descr="Step1.1" title="" id="113" name="Picture"/>
             <a:graphic>
               <a:graphicData uri="http://schemas.openxmlformats.org/drawingml/2006/picture">
                 <pic:pic>
                   <pic:nvPicPr>
-                    <pic:cNvPr descr="images/Step1.1.png" id="113" name="Picture"/>
+                    <pic:cNvPr descr="images/Step1.1.png" id="114" name="Picture"/>
                     <pic:cNvPicPr>
                       <a:picLocks noChangeArrowheads="1" noChangeAspect="1"/>
                     </pic:cNvPicPr>
                   </pic:nvPicPr>
                   <pic:blipFill>
-                    <a:blip r:embed="rId111"/>
+                    <a:blip r:embed="rId112"/>
                     <a:stretch>
                       <a:fillRect/>
                     </a:stretch>
@@ -4908,8 +4941,8 @@
         </w:drawing>
       </w:r>
     </w:p>
-    <w:bookmarkEnd w:id="114"/>
-    <w:bookmarkStart w:id="118" w:name="X6f2250a296ab8921b49f34716463cd74a2a281f"/>
+    <w:bookmarkEnd w:id="115"/>
+    <w:bookmarkStart w:id="119" w:name="X6f2250a296ab8921b49f34716463cd74a2a281f"/>
     <w:p>
       <w:pPr>
         <w:pStyle w:val="Heading3"/>
@@ -4951,18 +4984,18 @@
           <wp:inline>
             <wp:extent cx="4971569" cy="2320578"/>
             <wp:effectExtent b="0" l="0" r="0" t="0"/>
-            <wp:docPr descr="Step1.2" title="" id="116" name="Picture"/>
+            <wp:docPr descr="Step1.2" title="" id="117" name="Picture"/>
             <a:graphic>
               <a:graphicData uri="http://schemas.openxmlformats.org/drawingml/2006/picture">
                 <pic:pic>
                   <pic:nvPicPr>
-                    <pic:cNvPr descr="images/Step1.2.png" id="117" name="Picture"/>
+                    <pic:cNvPr descr="images/Step1.2.png" id="118" name="Picture"/>
                     <pic:cNvPicPr>
                       <a:picLocks noChangeArrowheads="1" noChangeAspect="1"/>
                     </pic:cNvPicPr>
                   </pic:nvPicPr>
                   <pic:blipFill>
-                    <a:blip r:embed="rId115"/>
+                    <a:blip r:embed="rId116"/>
                     <a:stretch>
                       <a:fillRect/>
                     </a:stretch>
@@ -4989,8 +5022,8 @@
         </w:drawing>
       </w:r>
     </w:p>
-    <w:bookmarkEnd w:id="118"/>
-    <w:bookmarkStart w:id="122" w:name="Xbd4def8eb25cbefdc8d88373923932a5ecbd465"/>
+    <w:bookmarkEnd w:id="119"/>
+    <w:bookmarkStart w:id="123" w:name="Xbd4def8eb25cbefdc8d88373923932a5ecbd465"/>
     <w:p>
       <w:pPr>
         <w:pStyle w:val="Heading3"/>
@@ -5016,18 +5049,18 @@
           <wp:inline>
             <wp:extent cx="4971569" cy="3081297"/>
             <wp:effectExtent b="0" l="0" r="0" t="0"/>
-            <wp:docPr descr="Step1.3" title="" id="120" name="Picture"/>
+            <wp:docPr descr="Step1.3" title="" id="121" name="Picture"/>
             <a:graphic>
               <a:graphicData uri="http://schemas.openxmlformats.org/drawingml/2006/picture">
                 <pic:pic>
                   <pic:nvPicPr>
-                    <pic:cNvPr descr="images/Step1.3.png" id="121" name="Picture"/>
+                    <pic:cNvPr descr="images/Step1.3.png" id="122" name="Picture"/>
                     <pic:cNvPicPr>
                       <a:picLocks noChangeArrowheads="1" noChangeAspect="1"/>
                     </pic:cNvPicPr>
                   </pic:nvPicPr>
                   <pic:blipFill>
-                    <a:blip r:embed="rId119"/>
+                    <a:blip r:embed="rId120"/>
                     <a:stretch>
                       <a:fillRect/>
                     </a:stretch>
@@ -5054,9 +5087,9 @@
         </w:drawing>
       </w:r>
     </w:p>
-    <w:bookmarkEnd w:id="122"/>
     <w:bookmarkEnd w:id="123"/>
-    <w:bookmarkStart w:id="169" w:name="Xc156e55856374e814b085c4e6c6015ffbff5b2e"/>
+    <w:bookmarkEnd w:id="124"/>
+    <w:bookmarkStart w:id="170" w:name="Xc156e55856374e814b085c4e6c6015ffbff5b2e"/>
     <w:p>
       <w:pPr>
         <w:pStyle w:val="Heading2"/>
@@ -5149,7 +5182,7 @@
         <w:t xml:space="preserve">The WMO Secretariat may close the tickets if the comments clearly indicate the issue has been resolved.</w:t>
       </w:r>
     </w:p>
-    <w:bookmarkStart w:id="133" w:name="X73d381eab84da68d34d645cc6171b1da006873a"/>
+    <w:bookmarkStart w:id="134" w:name="X73d381eab84da68d34d645cc6171b1da006873a"/>
     <w:p>
       <w:pPr>
         <w:pStyle w:val="Heading3"/>
@@ -5175,18 +5208,18 @@
           <wp:inline>
             <wp:extent cx="4971569" cy="3465499"/>
             <wp:effectExtent b="0" l="0" r="0" t="0"/>
-            <wp:docPr descr="Step2.1.1" title="" id="125" name="Picture"/>
+            <wp:docPr descr="Step2.1.1" title="" id="126" name="Picture"/>
             <a:graphic>
               <a:graphicData uri="http://schemas.openxmlformats.org/drawingml/2006/picture">
                 <pic:pic>
                   <pic:nvPicPr>
-                    <pic:cNvPr descr="images/Step2.1.1.png" id="126" name="Picture"/>
+                    <pic:cNvPr descr="images/Step2.1.1.png" id="127" name="Picture"/>
                     <pic:cNvPicPr>
                       <a:picLocks noChangeArrowheads="1" noChangeAspect="1"/>
                     </pic:cNvPicPr>
                   </pic:nvPicPr>
                   <pic:blipFill>
-                    <a:blip r:embed="rId124"/>
+                    <a:blip r:embed="rId125"/>
                     <a:stretch>
                       <a:fillRect/>
                     </a:stretch>
@@ -5239,18 +5272,18 @@
           <wp:inline>
             <wp:extent cx="4971569" cy="2320578"/>
             <wp:effectExtent b="0" l="0" r="0" t="0"/>
-            <wp:docPr descr="Step2.1.2" title="" id="128" name="Picture"/>
+            <wp:docPr descr="Step2.1.2" title="" id="129" name="Picture"/>
             <a:graphic>
               <a:graphicData uri="http://schemas.openxmlformats.org/drawingml/2006/picture">
                 <pic:pic>
                   <pic:nvPicPr>
-                    <pic:cNvPr descr="images/Step2.1.2.png" id="129" name="Picture"/>
+                    <pic:cNvPr descr="images/Step2.1.2.png" id="130" name="Picture"/>
                     <pic:cNvPicPr>
                       <a:picLocks noChangeArrowheads="1" noChangeAspect="1"/>
                     </pic:cNvPicPr>
                   </pic:nvPicPr>
                   <pic:blipFill>
-                    <a:blip r:embed="rId127"/>
+                    <a:blip r:embed="rId128"/>
                     <a:stretch>
                       <a:fillRect/>
                     </a:stretch>
@@ -5326,18 +5359,18 @@
           <wp:inline>
             <wp:extent cx="4971569" cy="2458890"/>
             <wp:effectExtent b="0" l="0" r="0" t="0"/>
-            <wp:docPr descr="Step2.1.3" title="" id="131" name="Picture"/>
+            <wp:docPr descr="Step2.1.3" title="" id="132" name="Picture"/>
             <a:graphic>
               <a:graphicData uri="http://schemas.openxmlformats.org/drawingml/2006/picture">
                 <pic:pic>
                   <pic:nvPicPr>
-                    <pic:cNvPr descr="images/Step2.1.3.png" id="132" name="Picture"/>
+                    <pic:cNvPr descr="images/Step2.1.3.png" id="133" name="Picture"/>
                     <pic:cNvPicPr>
                       <a:picLocks noChangeArrowheads="1" noChangeAspect="1"/>
                     </pic:cNvPicPr>
                   </pic:nvPicPr>
                   <pic:blipFill>
-                    <a:blip r:embed="rId130"/>
+                    <a:blip r:embed="rId131"/>
                     <a:stretch>
                       <a:fillRect/>
                     </a:stretch>
@@ -5364,8 +5397,8 @@
         </w:drawing>
       </w:r>
     </w:p>
-    <w:bookmarkEnd w:id="133"/>
-    <w:bookmarkStart w:id="143" w:name="X177d5272f71f424f9899e92ebdac317e6aa673f"/>
+    <w:bookmarkEnd w:id="134"/>
+    <w:bookmarkStart w:id="144" w:name="X177d5272f71f424f9899e92ebdac317e6aa673f"/>
     <w:p>
       <w:pPr>
         <w:pStyle w:val="Heading3"/>
@@ -5436,18 +5469,18 @@
           <wp:inline>
             <wp:extent cx="4971569" cy="2712463"/>
             <wp:effectExtent b="0" l="0" r="0" t="0"/>
-            <wp:docPr descr="Step2.2.1" title="" id="135" name="Picture"/>
+            <wp:docPr descr="Step2.2.1" title="" id="136" name="Picture"/>
             <a:graphic>
               <a:graphicData uri="http://schemas.openxmlformats.org/drawingml/2006/picture">
                 <pic:pic>
                   <pic:nvPicPr>
-                    <pic:cNvPr descr="images/Step2.2.1.png" id="136" name="Picture"/>
+                    <pic:cNvPr descr="images/Step2.2.1.png" id="137" name="Picture"/>
                     <pic:cNvPicPr>
                       <a:picLocks noChangeArrowheads="1" noChangeAspect="1"/>
                     </pic:cNvPicPr>
                   </pic:nvPicPr>
                   <pic:blipFill>
-                    <a:blip r:embed="rId134"/>
+                    <a:blip r:embed="rId135"/>
                     <a:stretch>
                       <a:fillRect/>
                     </a:stretch>
@@ -5483,18 +5516,18 @@
           <wp:inline>
             <wp:extent cx="4971569" cy="2320578"/>
             <wp:effectExtent b="0" l="0" r="0" t="0"/>
-            <wp:docPr descr="Step2.2.2" title="" id="138" name="Picture"/>
+            <wp:docPr descr="Step2.2.2" title="" id="139" name="Picture"/>
             <a:graphic>
               <a:graphicData uri="http://schemas.openxmlformats.org/drawingml/2006/picture">
                 <pic:pic>
                   <pic:nvPicPr>
-                    <pic:cNvPr descr="images/Step2.2.2.png" id="139" name="Picture"/>
+                    <pic:cNvPr descr="images/Step2.2.2.png" id="140" name="Picture"/>
                     <pic:cNvPicPr>
                       <a:picLocks noChangeArrowheads="1" noChangeAspect="1"/>
                     </pic:cNvPicPr>
                   </pic:nvPicPr>
                   <pic:blipFill>
-                    <a:blip r:embed="rId137"/>
+                    <a:blip r:embed="rId138"/>
                     <a:stretch>
                       <a:fillRect/>
                     </a:stretch>
@@ -5551,18 +5584,18 @@
           <wp:inline>
             <wp:extent cx="4971569" cy="2458890"/>
             <wp:effectExtent b="0" l="0" r="0" t="0"/>
-            <wp:docPr descr="Step2.2.3" title="" id="141" name="Picture"/>
+            <wp:docPr descr="Step2.2.3" title="" id="142" name="Picture"/>
             <a:graphic>
               <a:graphicData uri="http://schemas.openxmlformats.org/drawingml/2006/picture">
                 <pic:pic>
                   <pic:nvPicPr>
-                    <pic:cNvPr descr="images/Step2.2.3.png" id="142" name="Picture"/>
+                    <pic:cNvPr descr="images/Step2.2.3.png" id="143" name="Picture"/>
                     <pic:cNvPicPr>
                       <a:picLocks noChangeArrowheads="1" noChangeAspect="1"/>
                     </pic:cNvPicPr>
                   </pic:nvPicPr>
                   <pic:blipFill>
-                    <a:blip r:embed="rId140"/>
+                    <a:blip r:embed="rId141"/>
                     <a:stretch>
                       <a:fillRect/>
                     </a:stretch>
@@ -5589,8 +5622,8 @@
         </w:drawing>
       </w:r>
     </w:p>
-    <w:bookmarkEnd w:id="143"/>
-    <w:bookmarkStart w:id="150" w:name="Xf71551b281e0699a575f3f2093ed1a798a44b4e"/>
+    <w:bookmarkEnd w:id="144"/>
+    <w:bookmarkStart w:id="151" w:name="Xf71551b281e0699a575f3f2093ed1a798a44b4e"/>
     <w:p>
       <w:pPr>
         <w:pStyle w:val="Heading3"/>
@@ -5643,18 +5676,18 @@
           <wp:inline>
             <wp:extent cx="4971569" cy="2320578"/>
             <wp:effectExtent b="0" l="0" r="0" t="0"/>
-            <wp:docPr descr="Step2.3.1" title="" id="145" name="Picture"/>
+            <wp:docPr descr="Step2.3.1" title="" id="146" name="Picture"/>
             <a:graphic>
               <a:graphicData uri="http://schemas.openxmlformats.org/drawingml/2006/picture">
                 <pic:pic>
                   <pic:nvPicPr>
-                    <pic:cNvPr descr="images/Step2.3.1.png" id="146" name="Picture"/>
+                    <pic:cNvPr descr="images/Step2.3.1.png" id="147" name="Picture"/>
                     <pic:cNvPicPr>
                       <a:picLocks noChangeArrowheads="1" noChangeAspect="1"/>
                     </pic:cNvPicPr>
                   </pic:nvPicPr>
                   <pic:blipFill>
-                    <a:blip r:embed="rId144"/>
+                    <a:blip r:embed="rId145"/>
                     <a:stretch>
                       <a:fillRect/>
                     </a:stretch>
@@ -5690,18 +5723,18 @@
           <wp:inline>
             <wp:extent cx="4971569" cy="2320578"/>
             <wp:effectExtent b="0" l="0" r="0" t="0"/>
-            <wp:docPr descr="Step2.3.2" title="" id="148" name="Picture"/>
+            <wp:docPr descr="Step2.3.2" title="" id="149" name="Picture"/>
             <a:graphic>
               <a:graphicData uri="http://schemas.openxmlformats.org/drawingml/2006/picture">
                 <pic:pic>
                   <pic:nvPicPr>
-                    <pic:cNvPr descr="images/Step2.3.2.png" id="149" name="Picture"/>
+                    <pic:cNvPr descr="images/Step2.3.2.png" id="150" name="Picture"/>
                     <pic:cNvPicPr>
                       <a:picLocks noChangeArrowheads="1" noChangeAspect="1"/>
                     </pic:cNvPicPr>
                   </pic:nvPicPr>
                   <pic:blipFill>
-                    <a:blip r:embed="rId147"/>
+                    <a:blip r:embed="rId148"/>
                     <a:stretch>
                       <a:fillRect/>
                     </a:stretch>
@@ -5728,8 +5761,8 @@
         </w:drawing>
       </w:r>
     </w:p>
-    <w:bookmarkEnd w:id="150"/>
-    <w:bookmarkStart w:id="154" w:name="X60e5639fd24d9fa4b962c61fb5d83237d9f70d1"/>
+    <w:bookmarkEnd w:id="151"/>
+    <w:bookmarkStart w:id="155" w:name="X60e5639fd24d9fa4b962c61fb5d83237d9f70d1"/>
     <w:p>
       <w:pPr>
         <w:pStyle w:val="Heading3"/>
@@ -5802,18 +5835,18 @@
           <wp:inline>
             <wp:extent cx="4971569" cy="2850776"/>
             <wp:effectExtent b="0" l="0" r="0" t="0"/>
-            <wp:docPr descr="Step2.4.1" title="" id="152" name="Picture"/>
+            <wp:docPr descr="Step2.4.1" title="" id="153" name="Picture"/>
             <a:graphic>
               <a:graphicData uri="http://schemas.openxmlformats.org/drawingml/2006/picture">
                 <pic:pic>
                   <pic:nvPicPr>
-                    <pic:cNvPr descr="images/Step2.4.1.png" id="153" name="Picture"/>
+                    <pic:cNvPr descr="images/Step2.4.1.png" id="154" name="Picture"/>
                     <pic:cNvPicPr>
                       <a:picLocks noChangeArrowheads="1" noChangeAspect="1"/>
                     </pic:cNvPicPr>
                   </pic:nvPicPr>
                   <pic:blipFill>
-                    <a:blip r:embed="rId151"/>
+                    <a:blip r:embed="rId152"/>
                     <a:stretch>
                       <a:fillRect/>
                     </a:stretch>
@@ -5840,8 +5873,8 @@
         </w:drawing>
       </w:r>
     </w:p>
-    <w:bookmarkEnd w:id="154"/>
-    <w:bookmarkStart w:id="161" w:name="X683cc2022db17865e7dd0bc50c7216b73821500"/>
+    <w:bookmarkEnd w:id="155"/>
+    <w:bookmarkStart w:id="162" w:name="X683cc2022db17865e7dd0bc50c7216b73821500"/>
     <w:p>
       <w:pPr>
         <w:pStyle w:val="Heading3"/>
@@ -5894,18 +5927,18 @@
           <wp:inline>
             <wp:extent cx="4971569" cy="2320578"/>
             <wp:effectExtent b="0" l="0" r="0" t="0"/>
-            <wp:docPr descr="Step2.5.1" title="" id="156" name="Picture"/>
+            <wp:docPr descr="Step2.5.1" title="" id="157" name="Picture"/>
             <a:graphic>
               <a:graphicData uri="http://schemas.openxmlformats.org/drawingml/2006/picture">
                 <pic:pic>
                   <pic:nvPicPr>
-                    <pic:cNvPr descr="images/Step2.5.1.png" id="157" name="Picture"/>
+                    <pic:cNvPr descr="images/Step2.5.1.png" id="158" name="Picture"/>
                     <pic:cNvPicPr>
                       <a:picLocks noChangeArrowheads="1" noChangeAspect="1"/>
                     </pic:cNvPicPr>
                   </pic:nvPicPr>
                   <pic:blipFill>
-                    <a:blip r:embed="rId155"/>
+                    <a:blip r:embed="rId156"/>
                     <a:stretch>
                       <a:fillRect/>
                     </a:stretch>
@@ -5941,18 +5974,18 @@
           <wp:inline>
             <wp:extent cx="4971569" cy="2320578"/>
             <wp:effectExtent b="0" l="0" r="0" t="0"/>
-            <wp:docPr descr="Step2.5.2" title="" id="159" name="Picture"/>
+            <wp:docPr descr="Step2.5.2" title="" id="160" name="Picture"/>
             <a:graphic>
               <a:graphicData uri="http://schemas.openxmlformats.org/drawingml/2006/picture">
                 <pic:pic>
                   <pic:nvPicPr>
-                    <pic:cNvPr descr="images/Step2.5.2.png" id="160" name="Picture"/>
+                    <pic:cNvPr descr="images/Step2.5.2.png" id="161" name="Picture"/>
                     <pic:cNvPicPr>
                       <a:picLocks noChangeArrowheads="1" noChangeAspect="1"/>
                     </pic:cNvPicPr>
                   </pic:nvPicPr>
                   <pic:blipFill>
-                    <a:blip r:embed="rId158"/>
+                    <a:blip r:embed="rId159"/>
                     <a:stretch>
                       <a:fillRect/>
                     </a:stretch>
@@ -5979,8 +6012,8 @@
         </w:drawing>
       </w:r>
     </w:p>
-    <w:bookmarkEnd w:id="161"/>
-    <w:bookmarkStart w:id="168" w:name="Xc31531d3b6ead2bff67a1177499aee2b5021710"/>
+    <w:bookmarkEnd w:id="162"/>
+    <w:bookmarkStart w:id="169" w:name="Xc31531d3b6ead2bff67a1177499aee2b5021710"/>
     <w:p>
       <w:pPr>
         <w:pStyle w:val="Heading3"/>
@@ -6041,18 +6074,18 @@
           <wp:inline>
             <wp:extent cx="4971569" cy="2650991"/>
             <wp:effectExtent b="0" l="0" r="0" t="0"/>
-            <wp:docPr descr="Step2.6.1" title="" id="163" name="Picture"/>
+            <wp:docPr descr="Step2.6.1" title="" id="164" name="Picture"/>
             <a:graphic>
               <a:graphicData uri="http://schemas.openxmlformats.org/drawingml/2006/picture">
                 <pic:pic>
                   <pic:nvPicPr>
-                    <pic:cNvPr descr="images/Step2.6.1.png" id="164" name="Picture"/>
+                    <pic:cNvPr descr="images/Step2.6.1.png" id="165" name="Picture"/>
                     <pic:cNvPicPr>
                       <a:picLocks noChangeArrowheads="1" noChangeAspect="1"/>
                     </pic:cNvPicPr>
                   </pic:nvPicPr>
                   <pic:blipFill>
-                    <a:blip r:embed="rId162"/>
+                    <a:blip r:embed="rId163"/>
                     <a:stretch>
                       <a:fillRect/>
                     </a:stretch>
@@ -6088,18 +6121,18 @@
           <wp:inline>
             <wp:extent cx="4971569" cy="2320578"/>
             <wp:effectExtent b="0" l="0" r="0" t="0"/>
-            <wp:docPr descr="Step2.6.2" title="" id="166" name="Picture"/>
+            <wp:docPr descr="Step2.6.2" title="" id="167" name="Picture"/>
             <a:graphic>
               <a:graphicData uri="http://schemas.openxmlformats.org/drawingml/2006/picture">
                 <pic:pic>
                   <pic:nvPicPr>
-                    <pic:cNvPr descr="images/Step2.6.2.png" id="167" name="Picture"/>
+                    <pic:cNvPr descr="images/Step2.6.2.png" id="168" name="Picture"/>
                     <pic:cNvPicPr>
                       <a:picLocks noChangeArrowheads="1" noChangeAspect="1"/>
                     </pic:cNvPicPr>
                   </pic:nvPicPr>
                   <pic:blipFill>
-                    <a:blip r:embed="rId165"/>
+                    <a:blip r:embed="rId166"/>
                     <a:stretch>
                       <a:fillRect/>
                     </a:stretch>
@@ -6126,9 +6159,9 @@
         </w:drawing>
       </w:r>
     </w:p>
-    <w:bookmarkEnd w:id="168"/>
     <w:bookmarkEnd w:id="169"/>
-    <w:bookmarkStart w:id="182" w:name="Xe171c70787a98d0d0866a2b089568ee35f0dced"/>
+    <w:bookmarkEnd w:id="170"/>
+    <w:bookmarkStart w:id="183" w:name="Xe171c70787a98d0d0866a2b089568ee35f0dced"/>
     <w:p>
       <w:pPr>
         <w:pStyle w:val="Heading2"/>
@@ -6137,7 +6170,7 @@
         <w:t xml:space="preserve">3. How to Create an Issue</w:t>
       </w:r>
     </w:p>
-    <w:bookmarkStart w:id="173" w:name="Xfbcd4ae0fea5e10f59359fefc54b6616746d1f2"/>
+    <w:bookmarkStart w:id="174" w:name="Xfbcd4ae0fea5e10f59359fefc54b6616746d1f2"/>
     <w:p>
       <w:pPr>
         <w:pStyle w:val="Heading3"/>
@@ -6189,18 +6222,18 @@
           <wp:inline>
             <wp:extent cx="4971569" cy="3903489"/>
             <wp:effectExtent b="0" l="0" r="0" t="0"/>
-            <wp:docPr descr="Step3.1.1" title="" id="171" name="Picture"/>
+            <wp:docPr descr="Step3.1.1" title="" id="172" name="Picture"/>
             <a:graphic>
               <a:graphicData uri="http://schemas.openxmlformats.org/drawingml/2006/picture">
                 <pic:pic>
                   <pic:nvPicPr>
-                    <pic:cNvPr descr="images/Step3.1.1.png" id="172" name="Picture"/>
+                    <pic:cNvPr descr="images/Step3.1.1.png" id="173" name="Picture"/>
                     <pic:cNvPicPr>
                       <a:picLocks noChangeArrowheads="1" noChangeAspect="1"/>
                     </pic:cNvPicPr>
                   </pic:nvPicPr>
                   <pic:blipFill>
-                    <a:blip r:embed="rId170"/>
+                    <a:blip r:embed="rId171"/>
                     <a:stretch>
                       <a:fillRect/>
                     </a:stretch>
@@ -6227,8 +6260,8 @@
         </w:drawing>
       </w:r>
     </w:p>
-    <w:bookmarkEnd w:id="173"/>
-    <w:bookmarkStart w:id="177" w:name="X76236703995969a9cb6c5ed46f0ae799fe78047"/>
+    <w:bookmarkEnd w:id="174"/>
+    <w:bookmarkStart w:id="178" w:name="X76236703995969a9cb6c5ed46f0ae799fe78047"/>
     <w:p>
       <w:pPr>
         <w:pStyle w:val="Heading3"/>
@@ -6254,18 +6287,18 @@
           <wp:inline>
             <wp:extent cx="4971569" cy="6469956"/>
             <wp:effectExtent b="0" l="0" r="0" t="0"/>
-            <wp:docPr descr="Step3.2.1" title="" id="175" name="Picture"/>
+            <wp:docPr descr="Step3.2.1" title="" id="176" name="Picture"/>
             <a:graphic>
               <a:graphicData uri="http://schemas.openxmlformats.org/drawingml/2006/picture">
                 <pic:pic>
                   <pic:nvPicPr>
-                    <pic:cNvPr descr="images/Step3.2.1.png" id="176" name="Picture"/>
+                    <pic:cNvPr descr="images/Step3.2.1.png" id="177" name="Picture"/>
                     <pic:cNvPicPr>
                       <a:picLocks noChangeArrowheads="1" noChangeAspect="1"/>
                     </pic:cNvPicPr>
                   </pic:nvPicPr>
                   <pic:blipFill>
-                    <a:blip r:embed="rId174"/>
+                    <a:blip r:embed="rId175"/>
                     <a:stretch>
                       <a:fillRect/>
                     </a:stretch>
@@ -6292,8 +6325,8 @@
         </w:drawing>
       </w:r>
     </w:p>
-    <w:bookmarkEnd w:id="177"/>
-    <w:bookmarkStart w:id="181" w:name="X41c632d102335751e4cb3e33f0dd4c810d28585"/>
+    <w:bookmarkEnd w:id="178"/>
+    <w:bookmarkStart w:id="182" w:name="X41c632d102335751e4cb3e33f0dd4c810d28585"/>
     <w:p>
       <w:pPr>
         <w:pStyle w:val="Heading3"/>
@@ -6361,18 +6394,18 @@
           <wp:inline>
             <wp:extent cx="5334000" cy="5088703"/>
             <wp:effectExtent b="0" l="0" r="0" t="0"/>
-            <wp:docPr descr="Step3.3.1" title="" id="179" name="Picture"/>
+            <wp:docPr descr="Step3.3.1" title="" id="180" name="Picture"/>
             <a:graphic>
               <a:graphicData uri="http://schemas.openxmlformats.org/drawingml/2006/picture">
                 <pic:pic>
                   <pic:nvPicPr>
-                    <pic:cNvPr descr="images/Step3.3.1.png" id="180" name="Picture"/>
+                    <pic:cNvPr descr="images/Step3.3.1.png" id="181" name="Picture"/>
                     <pic:cNvPicPr>
                       <a:picLocks noChangeArrowheads="1" noChangeAspect="1"/>
                     </pic:cNvPicPr>
                   </pic:nvPicPr>
                   <pic:blipFill>
-                    <a:blip r:embed="rId178"/>
+                    <a:blip r:embed="rId179"/>
                     <a:stretch>
                       <a:fillRect/>
                     </a:stretch>
@@ -6399,9 +6432,9 @@
         </w:drawing>
       </w:r>
     </w:p>
-    <w:bookmarkEnd w:id="181"/>
     <w:bookmarkEnd w:id="182"/>
     <w:bookmarkEnd w:id="183"/>
+    <w:bookmarkEnd w:id="184"/>
     <w:sectPr/>
   </w:body>
 </w:document>

--- a/gisc-watch-guide/wis2-gisc-watch-guide.docx
+++ b/gisc-watch-guide/wis2-gisc-watch-guide.docx
@@ -33,7 +33,7 @@
         <w:pStyle w:val="Date"/>
       </w:pPr>
       <w:r>
-        <w:t xml:space="preserve">2026-06-22</w:t>
+        <w:t xml:space="preserve">2026-06-23</w:t>
       </w:r>
     </w:p>
     <w:p>
@@ -86,7 +86,7 @@
               <w:jc w:val="left"/>
             </w:pPr>
             <w:r>
-              <w:t xml:space="preserve">Date: 2026-06-22</w:t>
+              <w:t xml:space="preserve">Date: 2026-06-23</w:t>
             </w:r>
           </w:p>
         </w:tc>
